--- a/tillsyn/A 8376-2026 tillsynsbegäran.docx
+++ b/tillsyn/A 8376-2026 tillsynsbegäran.docx
@@ -251,7 +251,7 @@
     <w:r>
       <w:tab/>
       <w:tab/>
-      <w:t>2026-02-28</w:t>
+      <w:t>2026-03-01</w:t>
       <w:br/>
       <w:br/>
     </w:r>

--- a/tillsyn/A 8376-2026 tillsynsbegäran.docx
+++ b/tillsyn/A 8376-2026 tillsynsbegäran.docx
@@ -251,7 +251,7 @@
     <w:r>
       <w:tab/>
       <w:tab/>
-      <w:t>2026-03-01</w:t>
+      <w:t>2026-03-02</w:t>
       <w:br/>
       <w:br/>
     </w:r>

--- a/tillsyn/A 8376-2026 tillsynsbegäran.docx
+++ b/tillsyn/A 8376-2026 tillsynsbegäran.docx
@@ -251,7 +251,7 @@
     <w:r>
       <w:tab/>
       <w:tab/>
-      <w:t>2026-03-02</w:t>
+      <w:t>2026-03-03</w:t>
       <w:br/>
       <w:br/>
     </w:r>

--- a/tillsyn/A 8376-2026 tillsynsbegäran.docx
+++ b/tillsyn/A 8376-2026 tillsynsbegäran.docx
@@ -251,7 +251,7 @@
     <w:r>
       <w:tab/>
       <w:tab/>
-      <w:t>2026-03-03</w:t>
+      <w:t>2026-03-04</w:t>
       <w:br/>
       <w:br/>
     </w:r>

--- a/tillsyn/A 8376-2026 tillsynsbegäran.docx
+++ b/tillsyn/A 8376-2026 tillsynsbegäran.docx
@@ -251,7 +251,7 @@
     <w:r>
       <w:tab/>
       <w:tab/>
-      <w:t>2026-03-04</w:t>
+      <w:t>2026-03-05</w:t>
       <w:br/>
       <w:br/>
     </w:r>

--- a/tillsyn/A 8376-2026 tillsynsbegäran.docx
+++ b/tillsyn/A 8376-2026 tillsynsbegäran.docx
@@ -251,7 +251,7 @@
     <w:r>
       <w:tab/>
       <w:tab/>
-      <w:t>2026-03-05</w:t>
+      <w:t>2026-03-06</w:t>
       <w:br/>
       <w:br/>
     </w:r>

--- a/tillsyn/A 8376-2026 tillsynsbegäran.docx
+++ b/tillsyn/A 8376-2026 tillsynsbegäran.docx
@@ -251,7 +251,7 @@
     <w:r>
       <w:tab/>
       <w:tab/>
-      <w:t>2026-03-06</w:t>
+      <w:t>2026-03-07</w:t>
       <w:br/>
       <w:br/>
     </w:r>

--- a/tillsyn/A 8376-2026 tillsynsbegäran.docx
+++ b/tillsyn/A 8376-2026 tillsynsbegäran.docx
@@ -251,7 +251,7 @@
     <w:r>
       <w:tab/>
       <w:tab/>
-      <w:t>2026-03-07</w:t>
+      <w:t>2026-03-08</w:t>
       <w:br/>
       <w:br/>
     </w:r>

--- a/tillsyn/A 8376-2026 tillsynsbegäran.docx
+++ b/tillsyn/A 8376-2026 tillsynsbegäran.docx
@@ -251,7 +251,7 @@
     <w:r>
       <w:tab/>
       <w:tab/>
-      <w:t>2026-03-08</w:t>
+      <w:t>2026-03-09</w:t>
       <w:br/>
       <w:br/>
     </w:r>

--- a/tillsyn/A 8376-2026 tillsynsbegäran.docx
+++ b/tillsyn/A 8376-2026 tillsynsbegäran.docx
@@ -251,7 +251,7 @@
     <w:r>
       <w:tab/>
       <w:tab/>
-      <w:t>2026-03-09</w:t>
+      <w:t>2026-03-10</w:t>
       <w:br/>
       <w:br/>
     </w:r>

--- a/tillsyn/A 8376-2026 tillsynsbegäran.docx
+++ b/tillsyn/A 8376-2026 tillsynsbegäran.docx
@@ -251,7 +251,7 @@
     <w:r>
       <w:tab/>
       <w:tab/>
-      <w:t>2026-03-10</w:t>
+      <w:t>2026-03-11</w:t>
       <w:br/>
       <w:br/>
     </w:r>

--- a/tillsyn/A 8376-2026 tillsynsbegäran.docx
+++ b/tillsyn/A 8376-2026 tillsynsbegäran.docx
@@ -251,7 +251,7 @@
     <w:r>
       <w:tab/>
       <w:tab/>
-      <w:t>2026-03-11</w:t>
+      <w:t>2026-03-12</w:t>
       <w:br/>
       <w:br/>
     </w:r>

--- a/tillsyn/A 8376-2026 tillsynsbegäran.docx
+++ b/tillsyn/A 8376-2026 tillsynsbegäran.docx
@@ -251,7 +251,7 @@
     <w:r>
       <w:tab/>
       <w:tab/>
-      <w:t>2026-03-12</w:t>
+      <w:t>2026-03-13</w:t>
       <w:br/>
       <w:br/>
     </w:r>

--- a/tillsyn/A 8376-2026 tillsynsbegäran.docx
+++ b/tillsyn/A 8376-2026 tillsynsbegäran.docx
@@ -251,7 +251,7 @@
     <w:r>
       <w:tab/>
       <w:tab/>
-      <w:t>2026-03-13</w:t>
+      <w:t>2026-03-16</w:t>
       <w:br/>
       <w:br/>
     </w:r>

--- a/tillsyn/A 8376-2026 tillsynsbegäran.docx
+++ b/tillsyn/A 8376-2026 tillsynsbegäran.docx
@@ -251,7 +251,7 @@
     <w:r>
       <w:tab/>
       <w:tab/>
-      <w:t>2026-03-16</w:t>
+      <w:t>2026-03-17</w:t>
       <w:br/>
       <w:br/>
     </w:r>

--- a/tillsyn/A 8376-2026 tillsynsbegäran.docx
+++ b/tillsyn/A 8376-2026 tillsynsbegäran.docx
@@ -251,7 +251,7 @@
     <w:r>
       <w:tab/>
       <w:tab/>
-      <w:t>2026-03-17</w:t>
+      <w:t>2026-03-18</w:t>
       <w:br/>
       <w:br/>
     </w:r>

--- a/tillsyn/A 8376-2026 tillsynsbegäran.docx
+++ b/tillsyn/A 8376-2026 tillsynsbegäran.docx
@@ -251,7 +251,7 @@
     <w:r>
       <w:tab/>
       <w:tab/>
-      <w:t>2026-03-18</w:t>
+      <w:t>2026-03-19</w:t>
       <w:br/>
       <w:br/>
     </w:r>

--- a/tillsyn/A 8376-2026 tillsynsbegäran.docx
+++ b/tillsyn/A 8376-2026 tillsynsbegäran.docx
@@ -251,7 +251,7 @@
     <w:r>
       <w:tab/>
       <w:tab/>
-      <w:t>2026-03-19</w:t>
+      <w:t>2026-03-20</w:t>
       <w:br/>
       <w:br/>
     </w:r>

--- a/tillsyn/A 8376-2026 tillsynsbegäran.docx
+++ b/tillsyn/A 8376-2026 tillsynsbegäran.docx
@@ -251,7 +251,7 @@
     <w:r>
       <w:tab/>
       <w:tab/>
-      <w:t>2026-03-20</w:t>
+      <w:t>2026-03-21</w:t>
       <w:br/>
       <w:br/>
     </w:r>

--- a/tillsyn/A 8376-2026 tillsynsbegäran.docx
+++ b/tillsyn/A 8376-2026 tillsynsbegäran.docx
@@ -251,7 +251,7 @@
     <w:r>
       <w:tab/>
       <w:tab/>
-      <w:t>2026-03-21</w:t>
+      <w:t>2026-03-22</w:t>
       <w:br/>
       <w:br/>
     </w:r>

--- a/tillsyn/A 8376-2026 tillsynsbegäran.docx
+++ b/tillsyn/A 8376-2026 tillsynsbegäran.docx
@@ -251,7 +251,7 @@
     <w:r>
       <w:tab/>
       <w:tab/>
-      <w:t>2026-03-22</w:t>
+      <w:t>2026-03-23</w:t>
       <w:br/>
       <w:br/>
     </w:r>

--- a/tillsyn/A 8376-2026 tillsynsbegäran.docx
+++ b/tillsyn/A 8376-2026 tillsynsbegäran.docx
@@ -251,7 +251,7 @@
     <w:r>
       <w:tab/>
       <w:tab/>
-      <w:t>2026-03-23</w:t>
+      <w:t>2026-03-24</w:t>
       <w:br/>
       <w:br/>
     </w:r>

--- a/tillsyn/A 8376-2026 tillsynsbegäran.docx
+++ b/tillsyn/A 8376-2026 tillsynsbegäran.docx
@@ -251,7 +251,7 @@
     <w:r>
       <w:tab/>
       <w:tab/>
-      <w:t>2026-03-24</w:t>
+      <w:t>2026-03-25</w:t>
       <w:br/>
       <w:br/>
     </w:r>

--- a/tillsyn/A 8376-2026 tillsynsbegäran.docx
+++ b/tillsyn/A 8376-2026 tillsynsbegäran.docx
@@ -251,7 +251,7 @@
     <w:r>
       <w:tab/>
       <w:tab/>
-      <w:t>2026-03-25</w:t>
+      <w:t>2026-03-26</w:t>
       <w:br/>
       <w:br/>
     </w:r>

--- a/tillsyn/A 8376-2026 tillsynsbegäran.docx
+++ b/tillsyn/A 8376-2026 tillsynsbegäran.docx
@@ -251,7 +251,7 @@
     <w:r>
       <w:tab/>
       <w:tab/>
-      <w:t>2026-03-26</w:t>
+      <w:t>2026-03-27</w:t>
       <w:br/>
       <w:br/>
     </w:r>

--- a/tillsyn/A 8376-2026 tillsynsbegäran.docx
+++ b/tillsyn/A 8376-2026 tillsynsbegäran.docx
@@ -251,7 +251,7 @@
     <w:r>
       <w:tab/>
       <w:tab/>
-      <w:t>2026-03-27</w:t>
+      <w:t>2026-03-28</w:t>
       <w:br/>
       <w:br/>
     </w:r>

--- a/tillsyn/A 8376-2026 tillsynsbegäran.docx
+++ b/tillsyn/A 8376-2026 tillsynsbegäran.docx
@@ -251,7 +251,7 @@
     <w:r>
       <w:tab/>
       <w:tab/>
-      <w:t>2026-03-28</w:t>
+      <w:t>2026-03-29</w:t>
       <w:br/>
       <w:br/>
     </w:r>

--- a/tillsyn/A 8376-2026 tillsynsbegäran.docx
+++ b/tillsyn/A 8376-2026 tillsynsbegäran.docx
@@ -251,7 +251,7 @@
     <w:r>
       <w:tab/>
       <w:tab/>
-      <w:t>2026-03-29</w:t>
+      <w:t>2026-03-30</w:t>
       <w:br/>
       <w:br/>
     </w:r>

--- a/tillsyn/A 8376-2026 tillsynsbegäran.docx
+++ b/tillsyn/A 8376-2026 tillsynsbegäran.docx
@@ -251,7 +251,7 @@
     <w:r>
       <w:tab/>
       <w:tab/>
-      <w:t>2026-03-30</w:t>
+      <w:t>2026-03-31</w:t>
       <w:br/>
       <w:br/>
     </w:r>

--- a/tillsyn/A 8376-2026 tillsynsbegäran.docx
+++ b/tillsyn/A 8376-2026 tillsynsbegäran.docx
@@ -251,7 +251,7 @@
     <w:r>
       <w:tab/>
       <w:tab/>
-      <w:t>2026-03-31</w:t>
+      <w:t>2026-04-01</w:t>
       <w:br/>
       <w:br/>
     </w:r>

--- a/tillsyn/A 8376-2026 tillsynsbegäran.docx
+++ b/tillsyn/A 8376-2026 tillsynsbegäran.docx
@@ -251,7 +251,7 @@
     <w:r>
       <w:tab/>
       <w:tab/>
-      <w:t>2026-04-01</w:t>
+      <w:t>2026-04-02</w:t>
       <w:br/>
       <w:br/>
     </w:r>

--- a/tillsyn/A 8376-2026 tillsynsbegäran.docx
+++ b/tillsyn/A 8376-2026 tillsynsbegäran.docx
@@ -251,7 +251,7 @@
     <w:r>
       <w:tab/>
       <w:tab/>
-      <w:t>2026-04-02</w:t>
+      <w:t>2026-04-03</w:t>
       <w:br/>
       <w:br/>
     </w:r>

--- a/tillsyn/A 8376-2026 tillsynsbegäran.docx
+++ b/tillsyn/A 8376-2026 tillsynsbegäran.docx
@@ -251,7 +251,7 @@
     <w:r>
       <w:tab/>
       <w:tab/>
-      <w:t>2026-04-03</w:t>
+      <w:t>2026-04-04</w:t>
       <w:br/>
       <w:br/>
     </w:r>

--- a/tillsyn/A 8376-2026 tillsynsbegäran.docx
+++ b/tillsyn/A 8376-2026 tillsynsbegäran.docx
@@ -251,7 +251,7 @@
     <w:r>
       <w:tab/>
       <w:tab/>
-      <w:t>2026-04-04</w:t>
+      <w:t>2026-04-05</w:t>
       <w:br/>
       <w:br/>
     </w:r>

--- a/tillsyn/A 8376-2026 tillsynsbegäran.docx
+++ b/tillsyn/A 8376-2026 tillsynsbegäran.docx
@@ -251,7 +251,7 @@
     <w:r>
       <w:tab/>
       <w:tab/>
-      <w:t>2026-04-05</w:t>
+      <w:t>2026-04-06</w:t>
       <w:br/>
       <w:br/>
     </w:r>

--- a/tillsyn/A 8376-2026 tillsynsbegäran.docx
+++ b/tillsyn/A 8376-2026 tillsynsbegäran.docx
@@ -251,7 +251,7 @@
     <w:r>
       <w:tab/>
       <w:tab/>
-      <w:t>2026-04-06</w:t>
+      <w:t>2026-04-07</w:t>
       <w:br/>
       <w:br/>
     </w:r>

--- a/tillsyn/A 8376-2026 tillsynsbegäran.docx
+++ b/tillsyn/A 8376-2026 tillsynsbegäran.docx
@@ -251,7 +251,7 @@
     <w:r>
       <w:tab/>
       <w:tab/>
-      <w:t>2026-04-07</w:t>
+      <w:t>2026-04-08</w:t>
       <w:br/>
       <w:br/>
     </w:r>

--- a/tillsyn/A 8376-2026 tillsynsbegäran.docx
+++ b/tillsyn/A 8376-2026 tillsynsbegäran.docx
@@ -251,7 +251,7 @@
     <w:r>
       <w:tab/>
       <w:tab/>
-      <w:t>2026-04-08</w:t>
+      <w:t>2026-04-09</w:t>
       <w:br/>
       <w:br/>
     </w:r>

--- a/tillsyn/A 8376-2026 tillsynsbegäran.docx
+++ b/tillsyn/A 8376-2026 tillsynsbegäran.docx
@@ -251,7 +251,7 @@
     <w:r>
       <w:tab/>
       <w:tab/>
-      <w:t>2026-04-09</w:t>
+      <w:t>2026-04-10</w:t>
       <w:br/>
       <w:br/>
     </w:r>

--- a/tillsyn/A 8376-2026 tillsynsbegäran.docx
+++ b/tillsyn/A 8376-2026 tillsynsbegäran.docx
@@ -251,7 +251,7 @@
     <w:r>
       <w:tab/>
       <w:tab/>
-      <w:t>2026-04-10</w:t>
+      <w:t>2026-04-11</w:t>
       <w:br/>
       <w:br/>
     </w:r>

--- a/tillsyn/A 8376-2026 tillsynsbegäran.docx
+++ b/tillsyn/A 8376-2026 tillsynsbegäran.docx
@@ -251,7 +251,7 @@
     <w:r>
       <w:tab/>
       <w:tab/>
-      <w:t>2026-04-14</w:t>
+      <w:t>2026-04-15</w:t>
       <w:br/>
       <w:br/>
     </w:r>

--- a/tillsyn/A 8376-2026 tillsynsbegäran.docx
+++ b/tillsyn/A 8376-2026 tillsynsbegäran.docx
@@ -251,7 +251,7 @@
     <w:r>
       <w:tab/>
       <w:tab/>
-      <w:t>2026-04-15</w:t>
+      <w:t>2026-04-16</w:t>
       <w:br/>
       <w:br/>
     </w:r>

--- a/tillsyn/A 8376-2026 tillsynsbegäran.docx
+++ b/tillsyn/A 8376-2026 tillsynsbegäran.docx
@@ -251,7 +251,7 @@
     <w:r>
       <w:tab/>
       <w:tab/>
-      <w:t>2026-04-16</w:t>
+      <w:t>2026-04-17</w:t>
       <w:br/>
       <w:br/>
     </w:r>

--- a/tillsyn/A 8376-2026 tillsynsbegäran.docx
+++ b/tillsyn/A 8376-2026 tillsynsbegäran.docx
@@ -251,7 +251,7 @@
     <w:r>
       <w:tab/>
       <w:tab/>
-      <w:t>2026-04-17</w:t>
+      <w:t>2026-04-18</w:t>
       <w:br/>
       <w:br/>
     </w:r>

--- a/tillsyn/A 8376-2026 tillsynsbegäran.docx
+++ b/tillsyn/A 8376-2026 tillsynsbegäran.docx
@@ -251,7 +251,7 @@
     <w:r>
       <w:tab/>
       <w:tab/>
-      <w:t>2026-04-18</w:t>
+      <w:t>2026-04-19</w:t>
       <w:br/>
       <w:br/>
     </w:r>

--- a/tillsyn/A 8376-2026 tillsynsbegäran.docx
+++ b/tillsyn/A 8376-2026 tillsynsbegäran.docx
@@ -251,7 +251,7 @@
     <w:r>
       <w:tab/>
       <w:tab/>
-      <w:t>2026-04-19</w:t>
+      <w:t>2026-04-20</w:t>
       <w:br/>
       <w:br/>
     </w:r>

--- a/tillsyn/A 8376-2026 tillsynsbegäran.docx
+++ b/tillsyn/A 8376-2026 tillsynsbegäran.docx
@@ -251,7 +251,7 @@
     <w:r>
       <w:tab/>
       <w:tab/>
-      <w:t>2026-04-20</w:t>
+      <w:t>2026-04-21</w:t>
       <w:br/>
       <w:br/>
     </w:r>

--- a/tillsyn/A 8376-2026 tillsynsbegäran.docx
+++ b/tillsyn/A 8376-2026 tillsynsbegäran.docx
@@ -251,7 +251,7 @@
     <w:r>
       <w:tab/>
       <w:tab/>
-      <w:t>2026-04-21</w:t>
+      <w:t>2026-04-22</w:t>
       <w:br/>
       <w:br/>
     </w:r>

--- a/tillsyn/A 8376-2026 tillsynsbegäran.docx
+++ b/tillsyn/A 8376-2026 tillsynsbegäran.docx
@@ -251,7 +251,7 @@
     <w:r>
       <w:tab/>
       <w:tab/>
-      <w:t>2026-04-22</w:t>
+      <w:t>2026-04-23</w:t>
       <w:br/>
       <w:br/>
     </w:r>

--- a/tillsyn/A 8376-2026 tillsynsbegäran.docx
+++ b/tillsyn/A 8376-2026 tillsynsbegäran.docx
@@ -251,7 +251,7 @@
     <w:r>
       <w:tab/>
       <w:tab/>
-      <w:t>2026-04-23</w:t>
+      <w:t>2026-04-24</w:t>
       <w:br/>
       <w:br/>
     </w:r>

--- a/tillsyn/A 8376-2026 tillsynsbegäran.docx
+++ b/tillsyn/A 8376-2026 tillsynsbegäran.docx
@@ -251,7 +251,7 @@
     <w:r>
       <w:tab/>
       <w:tab/>
-      <w:t>2026-04-24</w:t>
+      <w:t>2026-04-25</w:t>
       <w:br/>
       <w:br/>
     </w:r>

--- a/tillsyn/A 8376-2026 tillsynsbegäran.docx
+++ b/tillsyn/A 8376-2026 tillsynsbegäran.docx
@@ -251,7 +251,7 @@
     <w:r>
       <w:tab/>
       <w:tab/>
-      <w:t>2026-04-25</w:t>
+      <w:t>2026-04-26</w:t>
       <w:br/>
       <w:br/>
     </w:r>

--- a/tillsyn/A 8376-2026 tillsynsbegäran.docx
+++ b/tillsyn/A 8376-2026 tillsynsbegäran.docx
@@ -251,7 +251,7 @@
     <w:r>
       <w:tab/>
       <w:tab/>
-      <w:t>2026-04-26</w:t>
+      <w:t>2026-04-27</w:t>
       <w:br/>
       <w:br/>
     </w:r>

--- a/tillsyn/A 8376-2026 tillsynsbegäran.docx
+++ b/tillsyn/A 8376-2026 tillsynsbegäran.docx
@@ -251,7 +251,7 @@
     <w:r>
       <w:tab/>
       <w:tab/>
-      <w:t>2026-04-27</w:t>
+      <w:t>2026-04-28</w:t>
       <w:br/>
       <w:br/>
     </w:r>

--- a/tillsyn/A 8376-2026 tillsynsbegäran.docx
+++ b/tillsyn/A 8376-2026 tillsynsbegäran.docx
@@ -251,7 +251,7 @@
     <w:r>
       <w:tab/>
       <w:tab/>
-      <w:t>2026-04-28</w:t>
+      <w:t>2026-04-29</w:t>
       <w:br/>
       <w:br/>
     </w:r>

--- a/tillsyn/A 8376-2026 tillsynsbegäran.docx
+++ b/tillsyn/A 8376-2026 tillsynsbegäran.docx
@@ -251,7 +251,7 @@
     <w:r>
       <w:tab/>
       <w:tab/>
-      <w:t>2026-04-29</w:t>
+      <w:t>2026-04-30</w:t>
       <w:br/>
       <w:br/>
     </w:r>

--- a/tillsyn/A 8376-2026 tillsynsbegäran.docx
+++ b/tillsyn/A 8376-2026 tillsynsbegäran.docx
@@ -251,7 +251,7 @@
     <w:r>
       <w:tab/>
       <w:tab/>
-      <w:t>2026-04-30</w:t>
+      <w:t>2026-05-01</w:t>
       <w:br/>
       <w:br/>
     </w:r>

--- a/tillsyn/A 8376-2026 tillsynsbegäran.docx
+++ b/tillsyn/A 8376-2026 tillsynsbegäran.docx
@@ -251,7 +251,7 @@
     <w:r>
       <w:tab/>
       <w:tab/>
-      <w:t>2026-05-01</w:t>
+      <w:t>2026-05-02</w:t>
       <w:br/>
       <w:br/>
     </w:r>

--- a/tillsyn/A 8376-2026 tillsynsbegäran.docx
+++ b/tillsyn/A 8376-2026 tillsynsbegäran.docx
@@ -251,7 +251,7 @@
     <w:r>
       <w:tab/>
       <w:tab/>
-      <w:t>2026-05-02</w:t>
+      <w:t>2026-05-03</w:t>
       <w:br/>
       <w:br/>
     </w:r>

--- a/tillsyn/A 8376-2026 tillsynsbegäran.docx
+++ b/tillsyn/A 8376-2026 tillsynsbegäran.docx
@@ -251,7 +251,7 @@
     <w:r>
       <w:tab/>
       <w:tab/>
-      <w:t>2026-05-03</w:t>
+      <w:t>2026-05-04</w:t>
       <w:br/>
       <w:br/>
     </w:r>

--- a/tillsyn/A 8376-2026 tillsynsbegäran.docx
+++ b/tillsyn/A 8376-2026 tillsynsbegäran.docx
@@ -251,7 +251,7 @@
     <w:r>
       <w:tab/>
       <w:tab/>
-      <w:t>2026-05-04</w:t>
+      <w:t>2026-05-05</w:t>
       <w:br/>
       <w:br/>
     </w:r>

--- a/tillsyn/A 8376-2026 tillsynsbegäran.docx
+++ b/tillsyn/A 8376-2026 tillsynsbegäran.docx
@@ -251,7 +251,7 @@
     <w:r>
       <w:tab/>
       <w:tab/>
-      <w:t>2026-05-05</w:t>
+      <w:t>2026-05-06</w:t>
       <w:br/>
       <w:br/>
     </w:r>

--- a/tillsyn/A 8376-2026 tillsynsbegäran.docx
+++ b/tillsyn/A 8376-2026 tillsynsbegäran.docx
@@ -251,7 +251,7 @@
     <w:r>
       <w:tab/>
       <w:tab/>
-      <w:t>2026-05-06</w:t>
+      <w:t>2026-05-07</w:t>
       <w:br/>
       <w:br/>
     </w:r>

--- a/tillsyn/A 8376-2026 tillsynsbegäran.docx
+++ b/tillsyn/A 8376-2026 tillsynsbegäran.docx
@@ -251,7 +251,7 @@
     <w:r>
       <w:tab/>
       <w:tab/>
-      <w:t>2026-05-07</w:t>
+      <w:t>2026-05-08</w:t>
       <w:br/>
       <w:br/>
     </w:r>

--- a/tillsyn/A 8376-2026 tillsynsbegäran.docx
+++ b/tillsyn/A 8376-2026 tillsynsbegäran.docx
@@ -251,7 +251,7 @@
     <w:r>
       <w:tab/>
       <w:tab/>
-      <w:t>2026-05-08</w:t>
+      <w:t>2026-05-09</w:t>
       <w:br/>
       <w:br/>
     </w:r>

--- a/tillsyn/A 8376-2026 tillsynsbegäran.docx
+++ b/tillsyn/A 8376-2026 tillsynsbegäran.docx
@@ -251,7 +251,7 @@
     <w:r>
       <w:tab/>
       <w:tab/>
-      <w:t>2026-05-09</w:t>
+      <w:t>2026-05-10</w:t>
       <w:br/>
       <w:br/>
     </w:r>

--- a/tillsyn/A 8376-2026 tillsynsbegäran.docx
+++ b/tillsyn/A 8376-2026 tillsynsbegäran.docx
@@ -251,7 +251,7 @@
     <w:r>
       <w:tab/>
       <w:tab/>
-      <w:t>2026-05-10</w:t>
+      <w:t>2026-05-11</w:t>
       <w:br/>
       <w:br/>
     </w:r>

--- a/tillsyn/A 8376-2026 tillsynsbegäran.docx
+++ b/tillsyn/A 8376-2026 tillsynsbegäran.docx
@@ -251,7 +251,7 @@
     <w:r>
       <w:tab/>
       <w:tab/>
-      <w:t>2026-05-11</w:t>
+      <w:t>2026-05-12</w:t>
       <w:br/>
       <w:br/>
     </w:r>

--- a/tillsyn/A 8376-2026 tillsynsbegäran.docx
+++ b/tillsyn/A 8376-2026 tillsynsbegäran.docx
@@ -251,7 +251,7 @@
     <w:r>
       <w:tab/>
       <w:tab/>
-      <w:t>2026-05-12</w:t>
+      <w:t>2026-05-13</w:t>
       <w:br/>
       <w:br/>
     </w:r>

--- a/tillsyn/A 8376-2026 tillsynsbegäran.docx
+++ b/tillsyn/A 8376-2026 tillsynsbegäran.docx
@@ -251,7 +251,7 @@
     <w:r>
       <w:tab/>
       <w:tab/>
-      <w:t>2026-05-13</w:t>
+      <w:t>2026-05-16</w:t>
       <w:br/>
       <w:br/>
     </w:r>

--- a/tillsyn/A 8376-2026 tillsynsbegäran.docx
+++ b/tillsyn/A 8376-2026 tillsynsbegäran.docx
@@ -251,7 +251,7 @@
     <w:r>
       <w:tab/>
       <w:tab/>
-      <w:t>2026-06-15</w:t>
+      <w:t>2026-06-16</w:t>
       <w:br/>
       <w:br/>
     </w:r>

--- a/tillsyn/A 8376-2026 tillsynsbegäran.docx
+++ b/tillsyn/A 8376-2026 tillsynsbegäran.docx
@@ -251,7 +251,7 @@
     <w:r>
       <w:tab/>
       <w:tab/>
-      <w:t>2026-06-16</w:t>
+      <w:t>2026-06-17</w:t>
       <w:br/>
       <w:br/>
     </w:r>

--- a/tillsyn/A 8376-2026 tillsynsbegäran.docx
+++ b/tillsyn/A 8376-2026 tillsynsbegäran.docx
@@ -1,6 +1,6 @@
 
 <file path=word/document.xml><?xml version="1.0" encoding="utf-8"?>
-<w:document xmlns:wpc="http://schemas.microsoft.com/office/word/2010/wordprocessingCanvas" xmlns:cx="http://schemas.microsoft.com/office/drawing/2014/chartex" xmlns:cx1="http://schemas.microsoft.com/office/drawing/2015/9/8/chartex" xmlns:cx2="http://schemas.microsoft.com/office/drawing/2015/10/21/chartex" xmlns:cx3="http://schemas.microsoft.com/office/drawing/2016/5/9/chartex" xmlns:cx4="http://schemas.microsoft.com/office/drawing/2016/5/10/chartex" xmlns:cx5="http://schemas.microsoft.com/office/drawing/2016/5/11/chartex" xmlns:cx6="http://schemas.microsoft.com/office/drawing/2016/5/12/chartex" xmlns:cx7="http://schemas.microsoft.com/office/drawing/2016/5/13/chartex" xmlns:cx8="http://schemas.microsoft.com/office/drawing/2016/5/14/chartex" xmlns:mc="http://schemas.openxmlformats.org/markup-compatibility/2006" xmlns:aink="http://schemas.microsoft.com/office/drawing/2016/ink" xmlns:am3d="http://schemas.microsoft.com/office/drawing/2017/model3d" xmlns:o="urn:schemas-microsoft-com:office:office" xmlns:oel="http://schemas.microsoft.com/office/2019/extlst" xmlns:r="http://schemas.openxmlformats.org/officeDocument/2006/relationships" xmlns:m="http://schemas.openxmlformats.org/officeDocument/2006/math" xmlns:v="urn:schemas-microsoft-com:vml" xmlns:wp14="http://schemas.microsoft.com/office/word/2010/wordprocessingDrawing" xmlns:wp="http://schemas.openxmlformats.org/drawingml/2006/wordprocessingDrawing" xmlns:w10="urn:schemas-microsoft-com:office:word" xmlns:w="http://schemas.openxmlformats.org/wordprocessingml/2006/main" xmlns:w14="http://schemas.microsoft.com/office/word/2010/wordml" xmlns:w15="http://schemas.microsoft.com/office/word/2012/wordml" xmlns:w16cex="http://schemas.microsoft.com/office/word/2018/wordml/cex" xmlns:w16cid="http://schemas.microsoft.com/office/word/2016/wordml/cid" xmlns:w16="http://schemas.microsoft.com/office/word/2018/wordml" xmlns:w16sdtdh="http://schemas.microsoft.com/office/word/2020/wordml/sdtdatahash" xmlns:w16se="http://schemas.microsoft.com/office/word/2015/wordml/symex" xmlns:wpg="http://schemas.microsoft.com/office/word/2010/wordprocessingGroup" xmlns:wpi="http://schemas.microsoft.com/office/word/2010/wordprocessingInk" xmlns:wne="http://schemas.microsoft.com/office/word/2006/wordml" xmlns:wps="http://schemas.microsoft.com/office/word/2010/wordprocessingShape" mc:Ignorable="w14 w15 w16se w16cid w16 w16cex w16sdtdh wp14">
+<w:document xmlns:wpc="http://schemas.microsoft.com/office/word/2010/wordprocessingCanvas" xmlns:cx="http://schemas.microsoft.com/office/drawing/2014/chartex" xmlns:cx1="http://schemas.microsoft.com/office/drawing/2015/9/8/chartex" xmlns:cx2="http://schemas.microsoft.com/office/drawing/2015/10/21/chartex" xmlns:cx3="http://schemas.microsoft.com/office/drawing/2016/5/9/chartex" xmlns:cx4="http://schemas.microsoft.com/office/drawing/2016/5/10/chartex" xmlns:cx5="http://schemas.microsoft.com/office/drawing/2016/5/11/chartex" xmlns:cx6="http://schemas.microsoft.com/office/drawing/2016/5/12/chartex" xmlns:cx7="http://schemas.microsoft.com/office/drawing/2016/5/13/chartex" xmlns:cx8="http://schemas.microsoft.com/office/drawing/2016/5/14/chartex" xmlns:mc="http://schemas.openxmlformats.org/markup-compatibility/2006" xmlns:aink="http://schemas.microsoft.com/office/drawing/2016/ink" xmlns:am3d="http://schemas.microsoft.com/office/drawing/2017/model3d" xmlns:o="urn:schemas-microsoft-com:office:office" xmlns:oel="http://schemas.microsoft.com/office/2019/extlst" xmlns:r="http://schemas.openxmlformats.org/officeDocument/2006/relationships" xmlns:m="http://schemas.openxmlformats.org/officeDocument/2006/math" xmlns:v="urn:schemas-microsoft-com:vml" xmlns:wp14="http://schemas.microsoft.com/office/word/2010/wordprocessingDrawing" xmlns:wp="http://schemas.openxmlformats.org/drawingml/2006/wordprocessingDrawing" xmlns:w10="urn:schemas-microsoft-com:office:word" xmlns:w="http://schemas.openxmlformats.org/wordprocessingml/2006/main" xmlns:w14="http://schemas.microsoft.com/office/word/2010/wordml" xmlns:w15="http://schemas.microsoft.com/office/word/2012/wordml" xmlns:w16cex="http://schemas.microsoft.com/office/word/2018/wordml/cex" xmlns:w16cid="http://schemas.microsoft.com/office/word/2016/wordml/cid" xmlns:w16="http://schemas.microsoft.com/office/word/2018/wordml" xmlns:w16du="http://schemas.microsoft.com/office/word/2023/wordml/word16du" xmlns:w16sdtdh="http://schemas.microsoft.com/office/word/2020/wordml/sdtdatahash" xmlns:w16sdtfl="http://schemas.microsoft.com/office/word/2024/wordml/sdtformatlock" xmlns:w16se="http://schemas.microsoft.com/office/word/2015/wordml/symex" xmlns:wpg="http://schemas.microsoft.com/office/word/2010/wordprocessingGroup" xmlns:wpi="http://schemas.microsoft.com/office/word/2010/wordprocessingInk" xmlns:wne="http://schemas.microsoft.com/office/word/2006/wordml" xmlns:wps="http://schemas.microsoft.com/office/word/2010/wordprocessingShape" mc:Ignorable="w14 w15 w16se w16cid w16 w16cex w16sdtdh w16sdtfl w16du wp14">
   <w:body>
     <w:p>
       <w:pPr>
@@ -12,35 +12,10 @@
     </w:p>
     <w:p>
       <w:r>
-        <w:t>Detta dokument behandlar höga naturvärden i avverkningsanmälan A 8376-2026 i Hudiksvalls kommun. Denna avverkningsanmälan inkom 2026-02-11 18:07:24 och omfattar 32,4 ha.</w:t>
+        <w:t>Detta dokument behandlar höga naturvärden i avverkningsanmälan A 8376-2026 i Hudiksvalls kommun som inkom 2026-02-11 och omfattar 32,4 ha.</w:t>
       </w:r>
-    </w:p>
-    <w:p>
       <w:r>
-        <w:t>Vi begär härmed att Skogsstyrelsen fattar beslut enligt miljöbalken som säkerställer att skogens höga naturvärden bevaras samt säkerställer att EU-lagstiftning efterlevs och att artskyddsbrott förhindras. Vi önskar även ta del av de ställningstaganden och beslut som myndigheterna meddelar till följd av aktuell avverkningsanmälan och föreningens inlaga (se 34 § förvaltningslagen).</w:t>
-      </w:r>
-    </w:p>
-    <w:p>
-      <w:r>
-        <w:t>Nedan beskrivs fynd av naturvårdsarter och fridlysta arter som gjorts i det avverkningsanmälda området.</w:t>
-      </w:r>
-    </w:p>
-    <w:p>
-      <w:pPr>
-        <w:pStyle w:val="Heading1"/>
-      </w:pPr>
-      <w:r>
-        <w:t>Naturvårdsarter</w:t>
-      </w:r>
-    </w:p>
-    <w:p>
-      <w:r>
-        <w:t>I avverkningsanmälan har följande 2 naturvårdsarter hittats: skogsknipprot (S, §8) och fläcknycklar (§8). Arter som är signalarter enligt Skogsstyrelsen har markerats med (S). För fridlysta arter anges även paragrafen i Artskyddsförordningen som arten är fridlyst enligt.</w:t>
-      </w:r>
-    </w:p>
-    <w:p>
-      <w:r>
-        <w:t>De påträffade naturvårdsarterna är ett tydligt kvitto på att detta rör sig om en skog med höga naturvärden. I Figur 1 visas en karta över det avverkningsanmälda området, där samtliga fyndplatser för naturvårdsarter som finns registrerade på Artportalen har markerats.</w:t>
+        <w:t xml:space="preserve"> I Figur 1 visas fyndplatser för naturvårdsarter i området, som finns registrerade på Artportalen.</w:t>
       </w:r>
     </w:p>
     <w:p>
@@ -50,7 +25,7 @@
       <w:r>
         <w:drawing>
           <wp:inline xmlns:a="http://schemas.openxmlformats.org/drawingml/2006/main" xmlns:pic="http://schemas.openxmlformats.org/drawingml/2006/picture">
-            <wp:extent cx="5486400" cy="6292356"/>
+            <wp:extent cx="5170021" cy="5688000"/>
             <wp:docPr id="1" name="Picture 1"/>
             <wp:cNvGraphicFramePr>
               <a:graphicFrameLocks noChangeAspect="1"/>
@@ -71,7 +46,7 @@
                   <pic:spPr>
                     <a:xfrm>
                       <a:off x="0" y="0"/>
-                      <a:ext cx="5486400" cy="6292356"/>
+                      <a:ext cx="5170021" cy="5688000"/>
                     </a:xfrm>
                     <a:prstGeom prst="rect"/>
                   </pic:spPr>
@@ -85,9 +60,25 @@
     <w:p>
       <w:pPr>
         <w:pStyle w:val="Caption"/>
+        <w:spacing w:after="240"/>
       </w:pPr>
       <w:r>
-        <w:t>Figur 1. Fyndplatser för naturvårdsarter i det avverkningsanmälda området (röd linje). Markörer utan svart kant är placerade på fyndplatsen. Markörer med svart kant är placerade vid sidan av fyndplatsen och har ett svart streck som visar fyndplatsens exakta position. Kartans mittpunktskoordinat är N 6821661, E 601042 i SWEREF 99 TM.</w:t>
+        <w:t>Figur 1. Fyndplatser för naturvårdsarter i och inom 16 meter från avverkningsanmälan (röd linje). Inom parentes anges rödlistekategorier, S för signalarter, Tför typiska arter och fridlysningsparagrafer i artskyddsförordningen.Markörer utan svart kant är placerade på fyndplatsen. Markörer med svart kant är placerade vid sidan av fyndplatsen och har ett svart streck som visar fyndplatsens exakta position. Kartans mittpunktskoordinat är N 6821661, E 601042 i SWEREF 99 TM.</w:t>
+      </w:r>
+    </w:p>
+    <w:p>
+      <w:r>
+        <w:t>Vi begär härmed att Skogsstyrelsen fattar beslut enligt miljöbalken som säkerställer att skogens höga naturvärden bevaras samt att EU-lagstiftning efterlevs och att artskyddsbrott förhindras.</w:t>
+      </w:r>
+    </w:p>
+    <w:p>
+      <w:r>
+        <w:t>Vi önskar även ta del av de ställningstaganden och beslut som myndigheten meddelar till följd av aktuell avverkningsanmälan och föreningens inlaga (se 34 § förvaltningslagen).</w:t>
+      </w:r>
+    </w:p>
+    <w:p>
+      <w:r>
+        <w:t>Nedan beskrivs fynd av naturvårdsarter och fridlysta arter som gjorts i det avverkningsanmälda området.</w:t>
       </w:r>
     </w:p>
     <w:p>
@@ -95,12 +86,30 @@
         <w:pStyle w:val="Heading1"/>
       </w:pPr>
       <w:r>
+        <w:t>Naturvårdsarter</w:t>
+      </w:r>
+    </w:p>
+    <w:p>
+      <w:r>
+        <w:t>I och inom 16 meter från avverkningsanmälan har följande 4 naturvårdsarter hittats: ullticka (NT, T), skogsknipprot (S, T, §8), stor aspticka (S, T) och fläcknycklar (§8). Av dessa är 1 rödlistade. För rödlistade arter har rödlistekategorin angivits inom parentes. Arter som är signalarter enligt Skogsstyrelsen har markerats med (S). Typiska arter inom Natura 2000 som är kopplade till skogsekosystem har markerats med (T). För fridlysta arter anges även paragrafen i Artskyddsförordningen som arten är fridlyst enligt.</w:t>
+      </w:r>
+    </w:p>
+    <w:p>
+      <w:r>
+        <w:t>De påträffade naturvårdsarterna är ett tydligt kvitto på att det rör sig om en skog med höga naturvärden.</w:t>
+      </w:r>
+    </w:p>
+    <w:p>
+      <w:pPr>
+        <w:pStyle w:val="Heading2"/>
+      </w:pPr>
+      <w:r>
         <w:t>Fridlysta arter</w:t>
       </w:r>
     </w:p>
     <w:p>
       <w:r>
-        <w:t>Följande fridlysta arter har sina livsmiljöer och växtplatser i den avverkningsanmälda skogen: skogsknipprot (S, §8) och fläcknycklar (§8).</w:t>
+        <w:t>Följande fridlysta arter har sina livsmiljöer och växtplatser i den avverkningsanmälda skogen: skogsknipprot (S, T, §8) och fläcknycklar (§8).</w:t>
       </w:r>
     </w:p>
     <w:p>
@@ -123,6 +132,99 @@
         <w:t xml:space="preserve"> (SLU Artdatabanken, 2025).</w:t>
       </w:r>
     </w:p>
+    <w:p>
+      <w:pPr>
+        <w:pStyle w:val="Heading2"/>
+      </w:pPr>
+      <w:r>
+        <w:t>Övriga naturvårdsarter</w:t>
+      </w:r>
+    </w:p>
+    <w:p>
+      <w:r>
+        <w:rPr>
+          <w:b/>
+        </w:rPr>
+        <w:t>Stor aspticka</w:t>
+      </w:r>
+      <w:r>
+        <w:t xml:space="preserve"> är knuten till gamla levande aspar och orsakar karaktäristiska inbuktningar i stammen (så kallad nekroser). Slutavverknings- och gallringsåtgärder i löv- och blandskogsbestånd som innebär att tillgången på grov asp minskar är ett hot mot arten. Det är viktigt att äldre aspar och aspbestånd sparas och för att gynna arten på sikt bör aspinslagen i t.ex. bergbranter, raviner, skogsbryn och kring äldre odlingsmarker generellt sparas i större utsträckning än vad som görs idag. Stor aspticka är typisk art för </w:t>
+      </w:r>
+      <w:r>
+        <w:rPr>
+          <w:i/>
+        </w:rPr>
+        <w:t xml:space="preserve">9010 Taiga </w:t>
+      </w:r>
+      <w:r>
+        <w:t xml:space="preserve">och </w:t>
+      </w:r>
+      <w:r>
+        <w:rPr>
+          <w:i/>
+        </w:rPr>
+        <w:t>9030 Landhöjningsskog</w:t>
+      </w:r>
+      <w:r>
+        <w:t xml:space="preserve"> (SLU Artdatabanken, 2024; Nitare &amp; Skogsstyrelsen, 2019).</w:t>
+      </w:r>
+    </w:p>
+    <w:p>
+      <w:r>
+        <w:rPr>
+          <w:b/>
+        </w:rPr>
+        <w:t>Ullticka (NT)</w:t>
+      </w:r>
+      <w:r>
+        <w:t xml:space="preserve"> är knuten till restbestånd av barrnaturskog och förekommer med ett tydligt optimum i orörda eller måttligt påverkade gamla granskogar där det föreligger viss kontinuitet av grov död ved. Ullticka är en bra signalart inom hela sitt utbredningsområde och i södra Sverige är den sällsynt och en god signalart för skyddsvärda granskogsmiljöer. Den hotas av avverkning och fragmentering av naturskog och äldre granskog med lång trädkontinuitet. På ullticka kan ibland ulltickeporing (VU) påträffas - det är en sällsynt ticka som nyligen delats upp i de tre olika arterna ulltickeporing </w:t>
+      </w:r>
+      <w:r>
+        <w:rPr>
+          <w:i/>
+        </w:rPr>
+        <w:t xml:space="preserve">Skeletocutis brevispora </w:t>
+      </w:r>
+      <w:r>
+        <w:t>(VU)</w:t>
+      </w:r>
+      <w:r>
+        <w:rPr>
+          <w:i/>
+        </w:rPr>
+        <w:t>, Skeletocutis delicata</w:t>
+      </w:r>
+      <w:r>
+        <w:t xml:space="preserve"> (VU)</w:t>
+      </w:r>
+      <w:r>
+        <w:rPr>
+          <w:i/>
+        </w:rPr>
+        <w:t xml:space="preserve"> och Skeletocutis exilis</w:t>
+      </w:r>
+      <w:r>
+        <w:t xml:space="preserve"> (NT). Ullticka är typisk art för </w:t>
+      </w:r>
+      <w:r>
+        <w:rPr>
+          <w:i/>
+        </w:rPr>
+        <w:t xml:space="preserve">9010 Taiga, 9050 Näringsrik granskog </w:t>
+      </w:r>
+      <w:r>
+        <w:t xml:space="preserve">och </w:t>
+      </w:r>
+      <w:r>
+        <w:rPr>
+          <w:i/>
+        </w:rPr>
+        <w:t>9030 Landhöjningsskog</w:t>
+      </w:r>
+      <w:r>
+        <w:t xml:space="preserve"> (SLU Artdatabanken, 2026; Nitare &amp; Skogsstyrelsen, 2019; Miettinen &amp; Niemelä, 2018).</w:t>
+      </w:r>
+    </w:p>
     <w:sectPr>
       <w:headerReference w:type="even" r:id="rId8"/>
       <w:headerReference w:type="default" r:id="rId9"/>
@@ -141,7 +243,7 @@
 </file>
 
 <file path=word/endnotes.xml><?xml version="1.0" encoding="utf-8"?>
-<w:endnotes xmlns:wpc="http://schemas.microsoft.com/office/word/2010/wordprocessingCanvas" xmlns:cx="http://schemas.microsoft.com/office/drawing/2014/chartex" xmlns:cx1="http://schemas.microsoft.com/office/drawing/2015/9/8/chartex" xmlns:cx2="http://schemas.microsoft.com/office/drawing/2015/10/21/chartex" xmlns:cx3="http://schemas.microsoft.com/office/drawing/2016/5/9/chartex" xmlns:cx4="http://schemas.microsoft.com/office/drawing/2016/5/10/chartex" xmlns:cx5="http://schemas.microsoft.com/office/drawing/2016/5/11/chartex" xmlns:cx6="http://schemas.microsoft.com/office/drawing/2016/5/12/chartex" xmlns:cx7="http://schemas.microsoft.com/office/drawing/2016/5/13/chartex" xmlns:cx8="http://schemas.microsoft.com/office/drawing/2016/5/14/chartex" xmlns:mc="http://schemas.openxmlformats.org/markup-compatibility/2006" xmlns:aink="http://schemas.microsoft.com/office/drawing/2016/ink" xmlns:am3d="http://schemas.microsoft.com/office/drawing/2017/model3d" xmlns:o="urn:schemas-microsoft-com:office:office" xmlns:oel="http://schemas.microsoft.com/office/2019/extlst" xmlns:r="http://schemas.openxmlformats.org/officeDocument/2006/relationships" xmlns:m="http://schemas.openxmlformats.org/officeDocument/2006/math" xmlns:v="urn:schemas-microsoft-com:vml" xmlns:wp14="http://schemas.microsoft.com/office/word/2010/wordprocessingDrawing" xmlns:wp="http://schemas.openxmlformats.org/drawingml/2006/wordprocessingDrawing" xmlns:w10="urn:schemas-microsoft-com:office:word" xmlns:w="http://schemas.openxmlformats.org/wordprocessingml/2006/main" xmlns:w14="http://schemas.microsoft.com/office/word/2010/wordml" xmlns:w15="http://schemas.microsoft.com/office/word/2012/wordml" xmlns:w16cex="http://schemas.microsoft.com/office/word/2018/wordml/cex" xmlns:w16cid="http://schemas.microsoft.com/office/word/2016/wordml/cid" xmlns:w16="http://schemas.microsoft.com/office/word/2018/wordml" xmlns:w16sdtdh="http://schemas.microsoft.com/office/word/2020/wordml/sdtdatahash" xmlns:w16se="http://schemas.microsoft.com/office/word/2015/wordml/symex" xmlns:wpg="http://schemas.microsoft.com/office/word/2010/wordprocessingGroup" xmlns:wpi="http://schemas.microsoft.com/office/word/2010/wordprocessingInk" xmlns:wne="http://schemas.microsoft.com/office/word/2006/wordml" xmlns:wps="http://schemas.microsoft.com/office/word/2010/wordprocessingShape" mc:Ignorable="w14 w15 w16se w16cid w16 w16cex w16sdtdh wp14">
+<w:endnotes xmlns:wpc="http://schemas.microsoft.com/office/word/2010/wordprocessingCanvas" xmlns:cx="http://schemas.microsoft.com/office/drawing/2014/chartex" xmlns:cx1="http://schemas.microsoft.com/office/drawing/2015/9/8/chartex" xmlns:cx2="http://schemas.microsoft.com/office/drawing/2015/10/21/chartex" xmlns:cx3="http://schemas.microsoft.com/office/drawing/2016/5/9/chartex" xmlns:cx4="http://schemas.microsoft.com/office/drawing/2016/5/10/chartex" xmlns:cx5="http://schemas.microsoft.com/office/drawing/2016/5/11/chartex" xmlns:cx6="http://schemas.microsoft.com/office/drawing/2016/5/12/chartex" xmlns:cx7="http://schemas.microsoft.com/office/drawing/2016/5/13/chartex" xmlns:cx8="http://schemas.microsoft.com/office/drawing/2016/5/14/chartex" xmlns:mc="http://schemas.openxmlformats.org/markup-compatibility/2006" xmlns:aink="http://schemas.microsoft.com/office/drawing/2016/ink" xmlns:am3d="http://schemas.microsoft.com/office/drawing/2017/model3d" xmlns:o="urn:schemas-microsoft-com:office:office" xmlns:oel="http://schemas.microsoft.com/office/2019/extlst" xmlns:r="http://schemas.openxmlformats.org/officeDocument/2006/relationships" xmlns:m="http://schemas.openxmlformats.org/officeDocument/2006/math" xmlns:v="urn:schemas-microsoft-com:vml" xmlns:wp14="http://schemas.microsoft.com/office/word/2010/wordprocessingDrawing" xmlns:wp="http://schemas.openxmlformats.org/drawingml/2006/wordprocessingDrawing" xmlns:w10="urn:schemas-microsoft-com:office:word" xmlns:w="http://schemas.openxmlformats.org/wordprocessingml/2006/main" xmlns:w14="http://schemas.microsoft.com/office/word/2010/wordml" xmlns:w15="http://schemas.microsoft.com/office/word/2012/wordml" xmlns:w16cex="http://schemas.microsoft.com/office/word/2018/wordml/cex" xmlns:w16cid="http://schemas.microsoft.com/office/word/2016/wordml/cid" xmlns:w16="http://schemas.microsoft.com/office/word/2018/wordml" xmlns:w16du="http://schemas.microsoft.com/office/word/2023/wordml/word16du" xmlns:w16sdtdh="http://schemas.microsoft.com/office/word/2020/wordml/sdtdatahash" xmlns:w16sdtfl="http://schemas.microsoft.com/office/word/2024/wordml/sdtformatlock" xmlns:w16se="http://schemas.microsoft.com/office/word/2015/wordml/symex" xmlns:wpg="http://schemas.microsoft.com/office/word/2010/wordprocessingGroup" xmlns:wpi="http://schemas.microsoft.com/office/word/2010/wordprocessingInk" xmlns:wne="http://schemas.microsoft.com/office/word/2006/wordml" xmlns:wps="http://schemas.microsoft.com/office/word/2010/wordprocessingShape" mc:Ignorable="w14 w15 w16se w16cid w16 w16cex w16sdtdh w16sdtfl w16du wp14">
   <w:endnote w:type="separator" w:id="-1">
     <w:p>
       <w:pPr>
@@ -166,7 +268,7 @@
 </file>
 
 <file path=word/footer1.xml><?xml version="1.0" encoding="utf-8"?>
-<w:ftr xmlns:wpc="http://schemas.microsoft.com/office/word/2010/wordprocessingCanvas" xmlns:cx="http://schemas.microsoft.com/office/drawing/2014/chartex" xmlns:cx1="http://schemas.microsoft.com/office/drawing/2015/9/8/chartex" xmlns:cx2="http://schemas.microsoft.com/office/drawing/2015/10/21/chartex" xmlns:cx3="http://schemas.microsoft.com/office/drawing/2016/5/9/chartex" xmlns:cx4="http://schemas.microsoft.com/office/drawing/2016/5/10/chartex" xmlns:cx5="http://schemas.microsoft.com/office/drawing/2016/5/11/chartex" xmlns:cx6="http://schemas.microsoft.com/office/drawing/2016/5/12/chartex" xmlns:cx7="http://schemas.microsoft.com/office/drawing/2016/5/13/chartex" xmlns:cx8="http://schemas.microsoft.com/office/drawing/2016/5/14/chartex" xmlns:mc="http://schemas.openxmlformats.org/markup-compatibility/2006" xmlns:aink="http://schemas.microsoft.com/office/drawing/2016/ink" xmlns:am3d="http://schemas.microsoft.com/office/drawing/2017/model3d" xmlns:o="urn:schemas-microsoft-com:office:office" xmlns:oel="http://schemas.microsoft.com/office/2019/extlst" xmlns:r="http://schemas.openxmlformats.org/officeDocument/2006/relationships" xmlns:m="http://schemas.openxmlformats.org/officeDocument/2006/math" xmlns:v="urn:schemas-microsoft-com:vml" xmlns:wp14="http://schemas.microsoft.com/office/word/2010/wordprocessingDrawing" xmlns:wp="http://schemas.openxmlformats.org/drawingml/2006/wordprocessingDrawing" xmlns:w10="urn:schemas-microsoft-com:office:word" xmlns:w="http://schemas.openxmlformats.org/wordprocessingml/2006/main" xmlns:w14="http://schemas.microsoft.com/office/word/2010/wordml" xmlns:w15="http://schemas.microsoft.com/office/word/2012/wordml" xmlns:w16cex="http://schemas.microsoft.com/office/word/2018/wordml/cex" xmlns:w16cid="http://schemas.microsoft.com/office/word/2016/wordml/cid" xmlns:w16="http://schemas.microsoft.com/office/word/2018/wordml" xmlns:w16sdtdh="http://schemas.microsoft.com/office/word/2020/wordml/sdtdatahash" xmlns:w16se="http://schemas.microsoft.com/office/word/2015/wordml/symex" xmlns:wpg="http://schemas.microsoft.com/office/word/2010/wordprocessingGroup" xmlns:wpi="http://schemas.microsoft.com/office/word/2010/wordprocessingInk" xmlns:wne="http://schemas.microsoft.com/office/word/2006/wordml" xmlns:wps="http://schemas.microsoft.com/office/word/2010/wordprocessingShape" mc:Ignorable="w14 w15 w16se w16cid w16 w16cex w16sdtdh wp14">
+<w:ftr xmlns:wpc="http://schemas.microsoft.com/office/word/2010/wordprocessingCanvas" xmlns:cx="http://schemas.microsoft.com/office/drawing/2014/chartex" xmlns:cx1="http://schemas.microsoft.com/office/drawing/2015/9/8/chartex" xmlns:cx2="http://schemas.microsoft.com/office/drawing/2015/10/21/chartex" xmlns:cx3="http://schemas.microsoft.com/office/drawing/2016/5/9/chartex" xmlns:cx4="http://schemas.microsoft.com/office/drawing/2016/5/10/chartex" xmlns:cx5="http://schemas.microsoft.com/office/drawing/2016/5/11/chartex" xmlns:cx6="http://schemas.microsoft.com/office/drawing/2016/5/12/chartex" xmlns:cx7="http://schemas.microsoft.com/office/drawing/2016/5/13/chartex" xmlns:cx8="http://schemas.microsoft.com/office/drawing/2016/5/14/chartex" xmlns:mc="http://schemas.openxmlformats.org/markup-compatibility/2006" xmlns:aink="http://schemas.microsoft.com/office/drawing/2016/ink" xmlns:am3d="http://schemas.microsoft.com/office/drawing/2017/model3d" xmlns:o="urn:schemas-microsoft-com:office:office" xmlns:oel="http://schemas.microsoft.com/office/2019/extlst" xmlns:r="http://schemas.openxmlformats.org/officeDocument/2006/relationships" xmlns:m="http://schemas.openxmlformats.org/officeDocument/2006/math" xmlns:v="urn:schemas-microsoft-com:vml" xmlns:wp14="http://schemas.microsoft.com/office/word/2010/wordprocessingDrawing" xmlns:wp="http://schemas.openxmlformats.org/drawingml/2006/wordprocessingDrawing" xmlns:w10="urn:schemas-microsoft-com:office:word" xmlns:w="http://schemas.openxmlformats.org/wordprocessingml/2006/main" xmlns:w14="http://schemas.microsoft.com/office/word/2010/wordml" xmlns:w15="http://schemas.microsoft.com/office/word/2012/wordml" xmlns:w16cex="http://schemas.microsoft.com/office/word/2018/wordml/cex" xmlns:w16cid="http://schemas.microsoft.com/office/word/2016/wordml/cid" xmlns:w16="http://schemas.microsoft.com/office/word/2018/wordml" xmlns:w16du="http://schemas.microsoft.com/office/word/2023/wordml/word16du" xmlns:w16sdtdh="http://schemas.microsoft.com/office/word/2020/wordml/sdtdatahash" xmlns:w16sdtfl="http://schemas.microsoft.com/office/word/2024/wordml/sdtformatlock" xmlns:w16se="http://schemas.microsoft.com/office/word/2015/wordml/symex" xmlns:wpg="http://schemas.microsoft.com/office/word/2010/wordprocessingGroup" xmlns:wpi="http://schemas.microsoft.com/office/word/2010/wordprocessingInk" xmlns:wne="http://schemas.microsoft.com/office/word/2006/wordml" xmlns:wps="http://schemas.microsoft.com/office/word/2010/wordprocessingShape" mc:Ignorable="w14 w15 w16se w16cid w16 w16cex w16sdtdh w16sdtfl w16du wp14">
   <w:p>
     <w:pPr>
       <w:pStyle w:val="Footer"/>
@@ -176,7 +278,7 @@
 </file>
 
 <file path=word/footer2.xml><?xml version="1.0" encoding="utf-8"?>
-<w:ftr xmlns:wpc="http://schemas.microsoft.com/office/word/2010/wordprocessingCanvas" xmlns:cx="http://schemas.microsoft.com/office/drawing/2014/chartex" xmlns:cx1="http://schemas.microsoft.com/office/drawing/2015/9/8/chartex" xmlns:cx2="http://schemas.microsoft.com/office/drawing/2015/10/21/chartex" xmlns:cx3="http://schemas.microsoft.com/office/drawing/2016/5/9/chartex" xmlns:cx4="http://schemas.microsoft.com/office/drawing/2016/5/10/chartex" xmlns:cx5="http://schemas.microsoft.com/office/drawing/2016/5/11/chartex" xmlns:cx6="http://schemas.microsoft.com/office/drawing/2016/5/12/chartex" xmlns:cx7="http://schemas.microsoft.com/office/drawing/2016/5/13/chartex" xmlns:cx8="http://schemas.microsoft.com/office/drawing/2016/5/14/chartex" xmlns:mc="http://schemas.openxmlformats.org/markup-compatibility/2006" xmlns:aink="http://schemas.microsoft.com/office/drawing/2016/ink" xmlns:am3d="http://schemas.microsoft.com/office/drawing/2017/model3d" xmlns:o="urn:schemas-microsoft-com:office:office" xmlns:oel="http://schemas.microsoft.com/office/2019/extlst" xmlns:r="http://schemas.openxmlformats.org/officeDocument/2006/relationships" xmlns:m="http://schemas.openxmlformats.org/officeDocument/2006/math" xmlns:v="urn:schemas-microsoft-com:vml" xmlns:wp14="http://schemas.microsoft.com/office/word/2010/wordprocessingDrawing" xmlns:wp="http://schemas.openxmlformats.org/drawingml/2006/wordprocessingDrawing" xmlns:w10="urn:schemas-microsoft-com:office:word" xmlns:w="http://schemas.openxmlformats.org/wordprocessingml/2006/main" xmlns:w14="http://schemas.microsoft.com/office/word/2010/wordml" xmlns:w15="http://schemas.microsoft.com/office/word/2012/wordml" xmlns:w16cex="http://schemas.microsoft.com/office/word/2018/wordml/cex" xmlns:w16cid="http://schemas.microsoft.com/office/word/2016/wordml/cid" xmlns:w16="http://schemas.microsoft.com/office/word/2018/wordml" xmlns:w16sdtdh="http://schemas.microsoft.com/office/word/2020/wordml/sdtdatahash" xmlns:w16se="http://schemas.microsoft.com/office/word/2015/wordml/symex" xmlns:wpg="http://schemas.microsoft.com/office/word/2010/wordprocessingGroup" xmlns:wpi="http://schemas.microsoft.com/office/word/2010/wordprocessingInk" xmlns:wne="http://schemas.microsoft.com/office/word/2006/wordml" xmlns:wps="http://schemas.microsoft.com/office/word/2010/wordprocessingShape" mc:Ignorable="w14 w15 w16se w16cid w16 w16cex w16sdtdh wp14">
+<w:ftr xmlns:wpc="http://schemas.microsoft.com/office/word/2010/wordprocessingCanvas" xmlns:cx="http://schemas.microsoft.com/office/drawing/2014/chartex" xmlns:cx1="http://schemas.microsoft.com/office/drawing/2015/9/8/chartex" xmlns:cx2="http://schemas.microsoft.com/office/drawing/2015/10/21/chartex" xmlns:cx3="http://schemas.microsoft.com/office/drawing/2016/5/9/chartex" xmlns:cx4="http://schemas.microsoft.com/office/drawing/2016/5/10/chartex" xmlns:cx5="http://schemas.microsoft.com/office/drawing/2016/5/11/chartex" xmlns:cx6="http://schemas.microsoft.com/office/drawing/2016/5/12/chartex" xmlns:cx7="http://schemas.microsoft.com/office/drawing/2016/5/13/chartex" xmlns:cx8="http://schemas.microsoft.com/office/drawing/2016/5/14/chartex" xmlns:mc="http://schemas.openxmlformats.org/markup-compatibility/2006" xmlns:aink="http://schemas.microsoft.com/office/drawing/2016/ink" xmlns:am3d="http://schemas.microsoft.com/office/drawing/2017/model3d" xmlns:o="urn:schemas-microsoft-com:office:office" xmlns:oel="http://schemas.microsoft.com/office/2019/extlst" xmlns:r="http://schemas.openxmlformats.org/officeDocument/2006/relationships" xmlns:m="http://schemas.openxmlformats.org/officeDocument/2006/math" xmlns:v="urn:schemas-microsoft-com:vml" xmlns:wp14="http://schemas.microsoft.com/office/word/2010/wordprocessingDrawing" xmlns:wp="http://schemas.openxmlformats.org/drawingml/2006/wordprocessingDrawing" xmlns:w10="urn:schemas-microsoft-com:office:word" xmlns:w="http://schemas.openxmlformats.org/wordprocessingml/2006/main" xmlns:w14="http://schemas.microsoft.com/office/word/2010/wordml" xmlns:w15="http://schemas.microsoft.com/office/word/2012/wordml" xmlns:w16cex="http://schemas.microsoft.com/office/word/2018/wordml/cex" xmlns:w16cid="http://schemas.microsoft.com/office/word/2016/wordml/cid" xmlns:w16="http://schemas.microsoft.com/office/word/2018/wordml" xmlns:w16du="http://schemas.microsoft.com/office/word/2023/wordml/word16du" xmlns:w16sdtdh="http://schemas.microsoft.com/office/word/2020/wordml/sdtdatahash" xmlns:w16sdtfl="http://schemas.microsoft.com/office/word/2024/wordml/sdtformatlock" xmlns:w16se="http://schemas.microsoft.com/office/word/2015/wordml/symex" xmlns:wpg="http://schemas.microsoft.com/office/word/2010/wordprocessingGroup" xmlns:wpi="http://schemas.microsoft.com/office/word/2010/wordprocessingInk" xmlns:wne="http://schemas.microsoft.com/office/word/2006/wordml" xmlns:wps="http://schemas.microsoft.com/office/word/2010/wordprocessingShape" mc:Ignorable="w14 w15 w16se w16cid w16 w16cex w16sdtdh w16sdtfl w16du wp14">
   <w:p>
     <w:pPr>
       <w:pStyle w:val="Footer"/>
@@ -186,7 +288,7 @@
 </file>
 
 <file path=word/footer3.xml><?xml version="1.0" encoding="utf-8"?>
-<w:ftr xmlns:wpc="http://schemas.microsoft.com/office/word/2010/wordprocessingCanvas" xmlns:cx="http://schemas.microsoft.com/office/drawing/2014/chartex" xmlns:cx1="http://schemas.microsoft.com/office/drawing/2015/9/8/chartex" xmlns:cx2="http://schemas.microsoft.com/office/drawing/2015/10/21/chartex" xmlns:cx3="http://schemas.microsoft.com/office/drawing/2016/5/9/chartex" xmlns:cx4="http://schemas.microsoft.com/office/drawing/2016/5/10/chartex" xmlns:cx5="http://schemas.microsoft.com/office/drawing/2016/5/11/chartex" xmlns:cx6="http://schemas.microsoft.com/office/drawing/2016/5/12/chartex" xmlns:cx7="http://schemas.microsoft.com/office/drawing/2016/5/13/chartex" xmlns:cx8="http://schemas.microsoft.com/office/drawing/2016/5/14/chartex" xmlns:mc="http://schemas.openxmlformats.org/markup-compatibility/2006" xmlns:aink="http://schemas.microsoft.com/office/drawing/2016/ink" xmlns:am3d="http://schemas.microsoft.com/office/drawing/2017/model3d" xmlns:o="urn:schemas-microsoft-com:office:office" xmlns:oel="http://schemas.microsoft.com/office/2019/extlst" xmlns:r="http://schemas.openxmlformats.org/officeDocument/2006/relationships" xmlns:m="http://schemas.openxmlformats.org/officeDocument/2006/math" xmlns:v="urn:schemas-microsoft-com:vml" xmlns:wp14="http://schemas.microsoft.com/office/word/2010/wordprocessingDrawing" xmlns:wp="http://schemas.openxmlformats.org/drawingml/2006/wordprocessingDrawing" xmlns:w10="urn:schemas-microsoft-com:office:word" xmlns:w="http://schemas.openxmlformats.org/wordprocessingml/2006/main" xmlns:w14="http://schemas.microsoft.com/office/word/2010/wordml" xmlns:w15="http://schemas.microsoft.com/office/word/2012/wordml" xmlns:w16cex="http://schemas.microsoft.com/office/word/2018/wordml/cex" xmlns:w16cid="http://schemas.microsoft.com/office/word/2016/wordml/cid" xmlns:w16="http://schemas.microsoft.com/office/word/2018/wordml" xmlns:w16sdtdh="http://schemas.microsoft.com/office/word/2020/wordml/sdtdatahash" xmlns:w16se="http://schemas.microsoft.com/office/word/2015/wordml/symex" xmlns:wpg="http://schemas.microsoft.com/office/word/2010/wordprocessingGroup" xmlns:wpi="http://schemas.microsoft.com/office/word/2010/wordprocessingInk" xmlns:wne="http://schemas.microsoft.com/office/word/2006/wordml" xmlns:wps="http://schemas.microsoft.com/office/word/2010/wordprocessingShape" mc:Ignorable="w14 w15 w16se w16cid w16 w16cex w16sdtdh wp14">
+<w:ftr xmlns:wpc="http://schemas.microsoft.com/office/word/2010/wordprocessingCanvas" xmlns:cx="http://schemas.microsoft.com/office/drawing/2014/chartex" xmlns:cx1="http://schemas.microsoft.com/office/drawing/2015/9/8/chartex" xmlns:cx2="http://schemas.microsoft.com/office/drawing/2015/10/21/chartex" xmlns:cx3="http://schemas.microsoft.com/office/drawing/2016/5/9/chartex" xmlns:cx4="http://schemas.microsoft.com/office/drawing/2016/5/10/chartex" xmlns:cx5="http://schemas.microsoft.com/office/drawing/2016/5/11/chartex" xmlns:cx6="http://schemas.microsoft.com/office/drawing/2016/5/12/chartex" xmlns:cx7="http://schemas.microsoft.com/office/drawing/2016/5/13/chartex" xmlns:cx8="http://schemas.microsoft.com/office/drawing/2016/5/14/chartex" xmlns:mc="http://schemas.openxmlformats.org/markup-compatibility/2006" xmlns:aink="http://schemas.microsoft.com/office/drawing/2016/ink" xmlns:am3d="http://schemas.microsoft.com/office/drawing/2017/model3d" xmlns:o="urn:schemas-microsoft-com:office:office" xmlns:oel="http://schemas.microsoft.com/office/2019/extlst" xmlns:r="http://schemas.openxmlformats.org/officeDocument/2006/relationships" xmlns:m="http://schemas.openxmlformats.org/officeDocument/2006/math" xmlns:v="urn:schemas-microsoft-com:vml" xmlns:wp14="http://schemas.microsoft.com/office/word/2010/wordprocessingDrawing" xmlns:wp="http://schemas.openxmlformats.org/drawingml/2006/wordprocessingDrawing" xmlns:w10="urn:schemas-microsoft-com:office:word" xmlns:w="http://schemas.openxmlformats.org/wordprocessingml/2006/main" xmlns:w14="http://schemas.microsoft.com/office/word/2010/wordml" xmlns:w15="http://schemas.microsoft.com/office/word/2012/wordml" xmlns:w16cex="http://schemas.microsoft.com/office/word/2018/wordml/cex" xmlns:w16cid="http://schemas.microsoft.com/office/word/2016/wordml/cid" xmlns:w16="http://schemas.microsoft.com/office/word/2018/wordml" xmlns:w16du="http://schemas.microsoft.com/office/word/2023/wordml/word16du" xmlns:w16sdtdh="http://schemas.microsoft.com/office/word/2020/wordml/sdtdatahash" xmlns:w16sdtfl="http://schemas.microsoft.com/office/word/2024/wordml/sdtformatlock" xmlns:w16se="http://schemas.microsoft.com/office/word/2015/wordml/symex" xmlns:wpg="http://schemas.microsoft.com/office/word/2010/wordprocessingGroup" xmlns:wpi="http://schemas.microsoft.com/office/word/2010/wordprocessingInk" xmlns:wne="http://schemas.microsoft.com/office/word/2006/wordml" xmlns:wps="http://schemas.microsoft.com/office/word/2010/wordprocessingShape" mc:Ignorable="w14 w15 w16se w16cid w16 w16cex w16sdtdh w16sdtfl w16du wp14">
   <w:p>
     <w:pPr>
       <w:pStyle w:val="Footer"/>
@@ -196,7 +298,7 @@
 </file>
 
 <file path=word/footnotes.xml><?xml version="1.0" encoding="utf-8"?>
-<w:footnotes xmlns:wpc="http://schemas.microsoft.com/office/word/2010/wordprocessingCanvas" xmlns:cx="http://schemas.microsoft.com/office/drawing/2014/chartex" xmlns:cx1="http://schemas.microsoft.com/office/drawing/2015/9/8/chartex" xmlns:cx2="http://schemas.microsoft.com/office/drawing/2015/10/21/chartex" xmlns:cx3="http://schemas.microsoft.com/office/drawing/2016/5/9/chartex" xmlns:cx4="http://schemas.microsoft.com/office/drawing/2016/5/10/chartex" xmlns:cx5="http://schemas.microsoft.com/office/drawing/2016/5/11/chartex" xmlns:cx6="http://schemas.microsoft.com/office/drawing/2016/5/12/chartex" xmlns:cx7="http://schemas.microsoft.com/office/drawing/2016/5/13/chartex" xmlns:cx8="http://schemas.microsoft.com/office/drawing/2016/5/14/chartex" xmlns:mc="http://schemas.openxmlformats.org/markup-compatibility/2006" xmlns:aink="http://schemas.microsoft.com/office/drawing/2016/ink" xmlns:am3d="http://schemas.microsoft.com/office/drawing/2017/model3d" xmlns:o="urn:schemas-microsoft-com:office:office" xmlns:oel="http://schemas.microsoft.com/office/2019/extlst" xmlns:r="http://schemas.openxmlformats.org/officeDocument/2006/relationships" xmlns:m="http://schemas.openxmlformats.org/officeDocument/2006/math" xmlns:v="urn:schemas-microsoft-com:vml" xmlns:wp14="http://schemas.microsoft.com/office/word/2010/wordprocessingDrawing" xmlns:wp="http://schemas.openxmlformats.org/drawingml/2006/wordprocessingDrawing" xmlns:w10="urn:schemas-microsoft-com:office:word" xmlns:w="http://schemas.openxmlformats.org/wordprocessingml/2006/main" xmlns:w14="http://schemas.microsoft.com/office/word/2010/wordml" xmlns:w15="http://schemas.microsoft.com/office/word/2012/wordml" xmlns:w16cex="http://schemas.microsoft.com/office/word/2018/wordml/cex" xmlns:w16cid="http://schemas.microsoft.com/office/word/2016/wordml/cid" xmlns:w16="http://schemas.microsoft.com/office/word/2018/wordml" xmlns:w16sdtdh="http://schemas.microsoft.com/office/word/2020/wordml/sdtdatahash" xmlns:w16se="http://schemas.microsoft.com/office/word/2015/wordml/symex" xmlns:wpg="http://schemas.microsoft.com/office/word/2010/wordprocessingGroup" xmlns:wpi="http://schemas.microsoft.com/office/word/2010/wordprocessingInk" xmlns:wne="http://schemas.microsoft.com/office/word/2006/wordml" xmlns:wps="http://schemas.microsoft.com/office/word/2010/wordprocessingShape" mc:Ignorable="w14 w15 w16se w16cid w16 w16cex w16sdtdh wp14">
+<w:footnotes xmlns:wpc="http://schemas.microsoft.com/office/word/2010/wordprocessingCanvas" xmlns:cx="http://schemas.microsoft.com/office/drawing/2014/chartex" xmlns:cx1="http://schemas.microsoft.com/office/drawing/2015/9/8/chartex" xmlns:cx2="http://schemas.microsoft.com/office/drawing/2015/10/21/chartex" xmlns:cx3="http://schemas.microsoft.com/office/drawing/2016/5/9/chartex" xmlns:cx4="http://schemas.microsoft.com/office/drawing/2016/5/10/chartex" xmlns:cx5="http://schemas.microsoft.com/office/drawing/2016/5/11/chartex" xmlns:cx6="http://schemas.microsoft.com/office/drawing/2016/5/12/chartex" xmlns:cx7="http://schemas.microsoft.com/office/drawing/2016/5/13/chartex" xmlns:cx8="http://schemas.microsoft.com/office/drawing/2016/5/14/chartex" xmlns:mc="http://schemas.openxmlformats.org/markup-compatibility/2006" xmlns:aink="http://schemas.microsoft.com/office/drawing/2016/ink" xmlns:am3d="http://schemas.microsoft.com/office/drawing/2017/model3d" xmlns:o="urn:schemas-microsoft-com:office:office" xmlns:oel="http://schemas.microsoft.com/office/2019/extlst" xmlns:r="http://schemas.openxmlformats.org/officeDocument/2006/relationships" xmlns:m="http://schemas.openxmlformats.org/officeDocument/2006/math" xmlns:v="urn:schemas-microsoft-com:vml" xmlns:wp14="http://schemas.microsoft.com/office/word/2010/wordprocessingDrawing" xmlns:wp="http://schemas.openxmlformats.org/drawingml/2006/wordprocessingDrawing" xmlns:w10="urn:schemas-microsoft-com:office:word" xmlns:w="http://schemas.openxmlformats.org/wordprocessingml/2006/main" xmlns:w14="http://schemas.microsoft.com/office/word/2010/wordml" xmlns:w15="http://schemas.microsoft.com/office/word/2012/wordml" xmlns:w16cex="http://schemas.microsoft.com/office/word/2018/wordml/cex" xmlns:w16cid="http://schemas.microsoft.com/office/word/2016/wordml/cid" xmlns:w16="http://schemas.microsoft.com/office/word/2018/wordml" xmlns:w16du="http://schemas.microsoft.com/office/word/2023/wordml/word16du" xmlns:w16sdtdh="http://schemas.microsoft.com/office/word/2020/wordml/sdtdatahash" xmlns:w16sdtfl="http://schemas.microsoft.com/office/word/2024/wordml/sdtformatlock" xmlns:w16se="http://schemas.microsoft.com/office/word/2015/wordml/symex" xmlns:wpg="http://schemas.microsoft.com/office/word/2010/wordprocessingGroup" xmlns:wpi="http://schemas.microsoft.com/office/word/2010/wordprocessingInk" xmlns:wne="http://schemas.microsoft.com/office/word/2006/wordml" xmlns:wps="http://schemas.microsoft.com/office/word/2010/wordprocessingShape" mc:Ignorable="w14 w15 w16se w16cid w16 w16cex w16sdtdh w16sdtfl w16du wp14">
   <w:footnote w:type="separator" w:id="-1">
     <w:p>
       <w:pPr>
@@ -221,7 +323,7 @@
 </file>
 
 <file path=word/header1.xml><?xml version="1.0" encoding="utf-8"?>
-<w:hdr xmlns:wpc="http://schemas.microsoft.com/office/word/2010/wordprocessingCanvas" xmlns:cx="http://schemas.microsoft.com/office/drawing/2014/chartex" xmlns:cx1="http://schemas.microsoft.com/office/drawing/2015/9/8/chartex" xmlns:cx2="http://schemas.microsoft.com/office/drawing/2015/10/21/chartex" xmlns:cx3="http://schemas.microsoft.com/office/drawing/2016/5/9/chartex" xmlns:cx4="http://schemas.microsoft.com/office/drawing/2016/5/10/chartex" xmlns:cx5="http://schemas.microsoft.com/office/drawing/2016/5/11/chartex" xmlns:cx6="http://schemas.microsoft.com/office/drawing/2016/5/12/chartex" xmlns:cx7="http://schemas.microsoft.com/office/drawing/2016/5/13/chartex" xmlns:cx8="http://schemas.microsoft.com/office/drawing/2016/5/14/chartex" xmlns:mc="http://schemas.openxmlformats.org/markup-compatibility/2006" xmlns:aink="http://schemas.microsoft.com/office/drawing/2016/ink" xmlns:am3d="http://schemas.microsoft.com/office/drawing/2017/model3d" xmlns:o="urn:schemas-microsoft-com:office:office" xmlns:oel="http://schemas.microsoft.com/office/2019/extlst" xmlns:r="http://schemas.openxmlformats.org/officeDocument/2006/relationships" xmlns:m="http://schemas.openxmlformats.org/officeDocument/2006/math" xmlns:v="urn:schemas-microsoft-com:vml" xmlns:wp14="http://schemas.microsoft.com/office/word/2010/wordprocessingDrawing" xmlns:wp="http://schemas.openxmlformats.org/drawingml/2006/wordprocessingDrawing" xmlns:w10="urn:schemas-microsoft-com:office:word" xmlns:w="http://schemas.openxmlformats.org/wordprocessingml/2006/main" xmlns:w14="http://schemas.microsoft.com/office/word/2010/wordml" xmlns:w15="http://schemas.microsoft.com/office/word/2012/wordml" xmlns:w16cex="http://schemas.microsoft.com/office/word/2018/wordml/cex" xmlns:w16cid="http://schemas.microsoft.com/office/word/2016/wordml/cid" xmlns:w16="http://schemas.microsoft.com/office/word/2018/wordml" xmlns:w16sdtdh="http://schemas.microsoft.com/office/word/2020/wordml/sdtdatahash" xmlns:w16se="http://schemas.microsoft.com/office/word/2015/wordml/symex" xmlns:wpg="http://schemas.microsoft.com/office/word/2010/wordprocessingGroup" xmlns:wpi="http://schemas.microsoft.com/office/word/2010/wordprocessingInk" xmlns:wne="http://schemas.microsoft.com/office/word/2006/wordml" xmlns:wps="http://schemas.microsoft.com/office/word/2010/wordprocessingShape" mc:Ignorable="w14 w15 w16se w16cid w16 w16cex w16sdtdh wp14">
+<w:hdr xmlns:wpc="http://schemas.microsoft.com/office/word/2010/wordprocessingCanvas" xmlns:cx="http://schemas.microsoft.com/office/drawing/2014/chartex" xmlns:cx1="http://schemas.microsoft.com/office/drawing/2015/9/8/chartex" xmlns:cx2="http://schemas.microsoft.com/office/drawing/2015/10/21/chartex" xmlns:cx3="http://schemas.microsoft.com/office/drawing/2016/5/9/chartex" xmlns:cx4="http://schemas.microsoft.com/office/drawing/2016/5/10/chartex" xmlns:cx5="http://schemas.microsoft.com/office/drawing/2016/5/11/chartex" xmlns:cx6="http://schemas.microsoft.com/office/drawing/2016/5/12/chartex" xmlns:cx7="http://schemas.microsoft.com/office/drawing/2016/5/13/chartex" xmlns:cx8="http://schemas.microsoft.com/office/drawing/2016/5/14/chartex" xmlns:mc="http://schemas.openxmlformats.org/markup-compatibility/2006" xmlns:aink="http://schemas.microsoft.com/office/drawing/2016/ink" xmlns:am3d="http://schemas.microsoft.com/office/drawing/2017/model3d" xmlns:o="urn:schemas-microsoft-com:office:office" xmlns:oel="http://schemas.microsoft.com/office/2019/extlst" xmlns:r="http://schemas.openxmlformats.org/officeDocument/2006/relationships" xmlns:m="http://schemas.openxmlformats.org/officeDocument/2006/math" xmlns:v="urn:schemas-microsoft-com:vml" xmlns:wp14="http://schemas.microsoft.com/office/word/2010/wordprocessingDrawing" xmlns:wp="http://schemas.openxmlformats.org/drawingml/2006/wordprocessingDrawing" xmlns:w10="urn:schemas-microsoft-com:office:word" xmlns:w="http://schemas.openxmlformats.org/wordprocessingml/2006/main" xmlns:w14="http://schemas.microsoft.com/office/word/2010/wordml" xmlns:w15="http://schemas.microsoft.com/office/word/2012/wordml" xmlns:w16cex="http://schemas.microsoft.com/office/word/2018/wordml/cex" xmlns:w16cid="http://schemas.microsoft.com/office/word/2016/wordml/cid" xmlns:w16="http://schemas.microsoft.com/office/word/2018/wordml" xmlns:w16du="http://schemas.microsoft.com/office/word/2023/wordml/word16du" xmlns:w16sdtdh="http://schemas.microsoft.com/office/word/2020/wordml/sdtdatahash" xmlns:w16sdtfl="http://schemas.microsoft.com/office/word/2024/wordml/sdtformatlock" xmlns:w16se="http://schemas.microsoft.com/office/word/2015/wordml/symex" xmlns:wpg="http://schemas.microsoft.com/office/word/2010/wordprocessingGroup" xmlns:wpi="http://schemas.microsoft.com/office/word/2010/wordprocessingInk" xmlns:wne="http://schemas.microsoft.com/office/word/2006/wordml" xmlns:wps="http://schemas.microsoft.com/office/word/2010/wordprocessingShape" mc:Ignorable="w14 w15 w16se w16cid w16 w16cex w16sdtdh w16sdtfl w16du wp14">
   <w:p>
     <w:pPr>
       <w:pStyle w:val="Header"/>
@@ -231,7 +333,7 @@
 </file>
 
 <file path=word/header2.xml><?xml version="1.0" encoding="utf-8"?>
-<w:hdr xmlns:wpc="http://schemas.microsoft.com/office/word/2010/wordprocessingCanvas" xmlns:cx="http://schemas.microsoft.com/office/drawing/2014/chartex" xmlns:cx1="http://schemas.microsoft.com/office/drawing/2015/9/8/chartex" xmlns:cx2="http://schemas.microsoft.com/office/drawing/2015/10/21/chartex" xmlns:cx3="http://schemas.microsoft.com/office/drawing/2016/5/9/chartex" xmlns:cx4="http://schemas.microsoft.com/office/drawing/2016/5/10/chartex" xmlns:cx5="http://schemas.microsoft.com/office/drawing/2016/5/11/chartex" xmlns:cx6="http://schemas.microsoft.com/office/drawing/2016/5/12/chartex" xmlns:cx7="http://schemas.microsoft.com/office/drawing/2016/5/13/chartex" xmlns:cx8="http://schemas.microsoft.com/office/drawing/2016/5/14/chartex" xmlns:mc="http://schemas.openxmlformats.org/markup-compatibility/2006" xmlns:aink="http://schemas.microsoft.com/office/drawing/2016/ink" xmlns:am3d="http://schemas.microsoft.com/office/drawing/2017/model3d" xmlns:o="urn:schemas-microsoft-com:office:office" xmlns:oel="http://schemas.microsoft.com/office/2019/extlst" xmlns:r="http://schemas.openxmlformats.org/officeDocument/2006/relationships" xmlns:m="http://schemas.openxmlformats.org/officeDocument/2006/math" xmlns:v="urn:schemas-microsoft-com:vml" xmlns:wp14="http://schemas.microsoft.com/office/word/2010/wordprocessingDrawing" xmlns:wp="http://schemas.openxmlformats.org/drawingml/2006/wordprocessingDrawing" xmlns:w10="urn:schemas-microsoft-com:office:word" xmlns:w="http://schemas.openxmlformats.org/wordprocessingml/2006/main" xmlns:w14="http://schemas.microsoft.com/office/word/2010/wordml" xmlns:w15="http://schemas.microsoft.com/office/word/2012/wordml" xmlns:w16cex="http://schemas.microsoft.com/office/word/2018/wordml/cex" xmlns:w16cid="http://schemas.microsoft.com/office/word/2016/wordml/cid" xmlns:w16="http://schemas.microsoft.com/office/word/2018/wordml" xmlns:w16sdtdh="http://schemas.microsoft.com/office/word/2020/wordml/sdtdatahash" xmlns:w16se="http://schemas.microsoft.com/office/word/2015/wordml/symex" xmlns:wpg="http://schemas.microsoft.com/office/word/2010/wordprocessingGroup" xmlns:wpi="http://schemas.microsoft.com/office/word/2010/wordprocessingInk" xmlns:wne="http://schemas.microsoft.com/office/word/2006/wordml" xmlns:wps="http://schemas.microsoft.com/office/word/2010/wordprocessingShape" mc:Ignorable="w14 w15 w16se w16cid w16 w16cex w16sdtdh wp14">
+<w:hdr xmlns:wpc="http://schemas.microsoft.com/office/word/2010/wordprocessingCanvas" xmlns:cx="http://schemas.microsoft.com/office/drawing/2014/chartex" xmlns:cx1="http://schemas.microsoft.com/office/drawing/2015/9/8/chartex" xmlns:cx2="http://schemas.microsoft.com/office/drawing/2015/10/21/chartex" xmlns:cx3="http://schemas.microsoft.com/office/drawing/2016/5/9/chartex" xmlns:cx4="http://schemas.microsoft.com/office/drawing/2016/5/10/chartex" xmlns:cx5="http://schemas.microsoft.com/office/drawing/2016/5/11/chartex" xmlns:cx6="http://schemas.microsoft.com/office/drawing/2016/5/12/chartex" xmlns:cx7="http://schemas.microsoft.com/office/drawing/2016/5/13/chartex" xmlns:cx8="http://schemas.microsoft.com/office/drawing/2016/5/14/chartex" xmlns:mc="http://schemas.openxmlformats.org/markup-compatibility/2006" xmlns:aink="http://schemas.microsoft.com/office/drawing/2016/ink" xmlns:am3d="http://schemas.microsoft.com/office/drawing/2017/model3d" xmlns:o="urn:schemas-microsoft-com:office:office" xmlns:oel="http://schemas.microsoft.com/office/2019/extlst" xmlns:r="http://schemas.openxmlformats.org/officeDocument/2006/relationships" xmlns:m="http://schemas.openxmlformats.org/officeDocument/2006/math" xmlns:v="urn:schemas-microsoft-com:vml" xmlns:wp14="http://schemas.microsoft.com/office/word/2010/wordprocessingDrawing" xmlns:wp="http://schemas.openxmlformats.org/drawingml/2006/wordprocessingDrawing" xmlns:w10="urn:schemas-microsoft-com:office:word" xmlns:w="http://schemas.openxmlformats.org/wordprocessingml/2006/main" xmlns:w14="http://schemas.microsoft.com/office/word/2010/wordml" xmlns:w15="http://schemas.microsoft.com/office/word/2012/wordml" xmlns:w16cex="http://schemas.microsoft.com/office/word/2018/wordml/cex" xmlns:w16cid="http://schemas.microsoft.com/office/word/2016/wordml/cid" xmlns:w16="http://schemas.microsoft.com/office/word/2018/wordml" xmlns:w16du="http://schemas.microsoft.com/office/word/2023/wordml/word16du" xmlns:w16sdtdh="http://schemas.microsoft.com/office/word/2020/wordml/sdtdatahash" xmlns:w16sdtfl="http://schemas.microsoft.com/office/word/2024/wordml/sdtformatlock" xmlns:w16se="http://schemas.microsoft.com/office/word/2015/wordml/symex" xmlns:wpg="http://schemas.microsoft.com/office/word/2010/wordprocessingGroup" xmlns:wpi="http://schemas.microsoft.com/office/word/2010/wordprocessingInk" xmlns:wne="http://schemas.microsoft.com/office/word/2006/wordml" xmlns:wps="http://schemas.microsoft.com/office/word/2010/wordprocessingShape" mc:Ignorable="w14 w15 w16se w16cid w16 w16cex w16sdtdh w16sdtfl w16du wp14">
   <w:p>
     <w:pPr>
       <w:pStyle w:val="Header"/>
@@ -242,7 +344,7 @@
 </file>
 
 <file path=word/header3.xml><?xml version="1.0" encoding="utf-8"?>
-<w:hdr xmlns:wpc="http://schemas.microsoft.com/office/word/2010/wordprocessingCanvas" xmlns:cx="http://schemas.microsoft.com/office/drawing/2014/chartex" xmlns:cx1="http://schemas.microsoft.com/office/drawing/2015/9/8/chartex" xmlns:cx2="http://schemas.microsoft.com/office/drawing/2015/10/21/chartex" xmlns:cx3="http://schemas.microsoft.com/office/drawing/2016/5/9/chartex" xmlns:cx4="http://schemas.microsoft.com/office/drawing/2016/5/10/chartex" xmlns:cx5="http://schemas.microsoft.com/office/drawing/2016/5/11/chartex" xmlns:cx6="http://schemas.microsoft.com/office/drawing/2016/5/12/chartex" xmlns:cx7="http://schemas.microsoft.com/office/drawing/2016/5/13/chartex" xmlns:cx8="http://schemas.microsoft.com/office/drawing/2016/5/14/chartex" xmlns:mc="http://schemas.openxmlformats.org/markup-compatibility/2006" xmlns:aink="http://schemas.microsoft.com/office/drawing/2016/ink" xmlns:am3d="http://schemas.microsoft.com/office/drawing/2017/model3d" xmlns:o="urn:schemas-microsoft-com:office:office" xmlns:oel="http://schemas.microsoft.com/office/2019/extlst" xmlns:r="http://schemas.openxmlformats.org/officeDocument/2006/relationships" xmlns:m="http://schemas.openxmlformats.org/officeDocument/2006/math" xmlns:v="urn:schemas-microsoft-com:vml" xmlns:wp14="http://schemas.microsoft.com/office/word/2010/wordprocessingDrawing" xmlns:wp="http://schemas.openxmlformats.org/drawingml/2006/wordprocessingDrawing" xmlns:w10="urn:schemas-microsoft-com:office:word" xmlns:w="http://schemas.openxmlformats.org/wordprocessingml/2006/main" xmlns:w14="http://schemas.microsoft.com/office/word/2010/wordml" xmlns:w15="http://schemas.microsoft.com/office/word/2012/wordml" xmlns:w16cex="http://schemas.microsoft.com/office/word/2018/wordml/cex" xmlns:w16cid="http://schemas.microsoft.com/office/word/2016/wordml/cid" xmlns:w16="http://schemas.microsoft.com/office/word/2018/wordml" xmlns:w16sdtdh="http://schemas.microsoft.com/office/word/2020/wordml/sdtdatahash" xmlns:w16se="http://schemas.microsoft.com/office/word/2015/wordml/symex" xmlns:wpg="http://schemas.microsoft.com/office/word/2010/wordprocessingGroup" xmlns:wpi="http://schemas.microsoft.com/office/word/2010/wordprocessingInk" xmlns:wne="http://schemas.microsoft.com/office/word/2006/wordml" xmlns:wps="http://schemas.microsoft.com/office/word/2010/wordprocessingShape" mc:Ignorable="w14 w15 w16se w16cid w16 w16cex w16sdtdh wp14">
+<w:hdr xmlns:wpc="http://schemas.microsoft.com/office/word/2010/wordprocessingCanvas" xmlns:cx="http://schemas.microsoft.com/office/drawing/2014/chartex" xmlns:cx1="http://schemas.microsoft.com/office/drawing/2015/9/8/chartex" xmlns:cx2="http://schemas.microsoft.com/office/drawing/2015/10/21/chartex" xmlns:cx3="http://schemas.microsoft.com/office/drawing/2016/5/9/chartex" xmlns:cx4="http://schemas.microsoft.com/office/drawing/2016/5/10/chartex" xmlns:cx5="http://schemas.microsoft.com/office/drawing/2016/5/11/chartex" xmlns:cx6="http://schemas.microsoft.com/office/drawing/2016/5/12/chartex" xmlns:cx7="http://schemas.microsoft.com/office/drawing/2016/5/13/chartex" xmlns:cx8="http://schemas.microsoft.com/office/drawing/2016/5/14/chartex" xmlns:mc="http://schemas.openxmlformats.org/markup-compatibility/2006" xmlns:aink="http://schemas.microsoft.com/office/drawing/2016/ink" xmlns:am3d="http://schemas.microsoft.com/office/drawing/2017/model3d" xmlns:o="urn:schemas-microsoft-com:office:office" xmlns:oel="http://schemas.microsoft.com/office/2019/extlst" xmlns:r="http://schemas.openxmlformats.org/officeDocument/2006/relationships" xmlns:m="http://schemas.openxmlformats.org/officeDocument/2006/math" xmlns:v="urn:schemas-microsoft-com:vml" xmlns:wp14="http://schemas.microsoft.com/office/word/2010/wordprocessingDrawing" xmlns:wp="http://schemas.openxmlformats.org/drawingml/2006/wordprocessingDrawing" xmlns:w10="urn:schemas-microsoft-com:office:word" xmlns:w="http://schemas.openxmlformats.org/wordprocessingml/2006/main" xmlns:w14="http://schemas.microsoft.com/office/word/2010/wordml" xmlns:w15="http://schemas.microsoft.com/office/word/2012/wordml" xmlns:w16cex="http://schemas.microsoft.com/office/word/2018/wordml/cex" xmlns:w16cid="http://schemas.microsoft.com/office/word/2016/wordml/cid" xmlns:w16="http://schemas.microsoft.com/office/word/2018/wordml" xmlns:w16du="http://schemas.microsoft.com/office/word/2023/wordml/word16du" xmlns:w16sdtdh="http://schemas.microsoft.com/office/word/2020/wordml/sdtdatahash" xmlns:w16sdtfl="http://schemas.microsoft.com/office/word/2024/wordml/sdtformatlock" xmlns:w16se="http://schemas.microsoft.com/office/word/2015/wordml/symex" xmlns:wpg="http://schemas.microsoft.com/office/word/2010/wordprocessingGroup" xmlns:wpi="http://schemas.microsoft.com/office/word/2010/wordprocessingInk" xmlns:wne="http://schemas.microsoft.com/office/word/2006/wordml" xmlns:wps="http://schemas.microsoft.com/office/word/2010/wordprocessingShape" mc:Ignorable="w14 w15 w16se w16cid w16 w16cex w16sdtdh w16sdtfl w16du wp14">
   <w:p>
     <w:pPr>
       <w:pStyle w:val="Header"/>
@@ -251,7 +353,7 @@
     <w:r>
       <w:tab/>
       <w:tab/>
-      <w:t>2026-06-17</w:t>
+      <w:t>2026-06-18</w:t>
       <w:br/>
       <w:br/>
     </w:r>
@@ -264,7 +366,7 @@
 </file>
 
 <file path=word/numbering.xml><?xml version="1.0" encoding="utf-8"?>
-<w:numbering xmlns:wpc="http://schemas.microsoft.com/office/word/2010/wordprocessingCanvas" xmlns:cx="http://schemas.microsoft.com/office/drawing/2014/chartex" xmlns:cx1="http://schemas.microsoft.com/office/drawing/2015/9/8/chartex" xmlns:cx2="http://schemas.microsoft.com/office/drawing/2015/10/21/chartex" xmlns:cx3="http://schemas.microsoft.com/office/drawing/2016/5/9/chartex" xmlns:cx4="http://schemas.microsoft.com/office/drawing/2016/5/10/chartex" xmlns:cx5="http://schemas.microsoft.com/office/drawing/2016/5/11/chartex" xmlns:cx6="http://schemas.microsoft.com/office/drawing/2016/5/12/chartex" xmlns:cx7="http://schemas.microsoft.com/office/drawing/2016/5/13/chartex" xmlns:cx8="http://schemas.microsoft.com/office/drawing/2016/5/14/chartex" xmlns:mc="http://schemas.openxmlformats.org/markup-compatibility/2006" xmlns:aink="http://schemas.microsoft.com/office/drawing/2016/ink" xmlns:am3d="http://schemas.microsoft.com/office/drawing/2017/model3d" xmlns:o="urn:schemas-microsoft-com:office:office" xmlns:oel="http://schemas.microsoft.com/office/2019/extlst" xmlns:r="http://schemas.openxmlformats.org/officeDocument/2006/relationships" xmlns:m="http://schemas.openxmlformats.org/officeDocument/2006/math" xmlns:v="urn:schemas-microsoft-com:vml" xmlns:wp14="http://schemas.microsoft.com/office/word/2010/wordprocessingDrawing" xmlns:wp="http://schemas.openxmlformats.org/drawingml/2006/wordprocessingDrawing" xmlns:w10="urn:schemas-microsoft-com:office:word" xmlns:w="http://schemas.openxmlformats.org/wordprocessingml/2006/main" xmlns:w14="http://schemas.microsoft.com/office/word/2010/wordml" xmlns:w15="http://schemas.microsoft.com/office/word/2012/wordml" xmlns:w16cex="http://schemas.microsoft.com/office/word/2018/wordml/cex" xmlns:w16cid="http://schemas.microsoft.com/office/word/2016/wordml/cid" xmlns:w16="http://schemas.microsoft.com/office/word/2018/wordml" xmlns:w16sdtdh="http://schemas.microsoft.com/office/word/2020/wordml/sdtdatahash" xmlns:w16se="http://schemas.microsoft.com/office/word/2015/wordml/symex" xmlns:wpg="http://schemas.microsoft.com/office/word/2010/wordprocessingGroup" xmlns:wpi="http://schemas.microsoft.com/office/word/2010/wordprocessingInk" xmlns:wne="http://schemas.microsoft.com/office/word/2006/wordml" xmlns:wps="http://schemas.microsoft.com/office/word/2010/wordprocessingShape" mc:Ignorable="w14 w15 w16se w16cid w16 w16cex w16sdtdh wp14">
+<w:numbering xmlns:wpc="http://schemas.microsoft.com/office/word/2010/wordprocessingCanvas" xmlns:cx="http://schemas.microsoft.com/office/drawing/2014/chartex" xmlns:cx1="http://schemas.microsoft.com/office/drawing/2015/9/8/chartex" xmlns:cx2="http://schemas.microsoft.com/office/drawing/2015/10/21/chartex" xmlns:cx3="http://schemas.microsoft.com/office/drawing/2016/5/9/chartex" xmlns:cx4="http://schemas.microsoft.com/office/drawing/2016/5/10/chartex" xmlns:cx5="http://schemas.microsoft.com/office/drawing/2016/5/11/chartex" xmlns:cx6="http://schemas.microsoft.com/office/drawing/2016/5/12/chartex" xmlns:cx7="http://schemas.microsoft.com/office/drawing/2016/5/13/chartex" xmlns:cx8="http://schemas.microsoft.com/office/drawing/2016/5/14/chartex" xmlns:mc="http://schemas.openxmlformats.org/markup-compatibility/2006" xmlns:aink="http://schemas.microsoft.com/office/drawing/2016/ink" xmlns:am3d="http://schemas.microsoft.com/office/drawing/2017/model3d" xmlns:o="urn:schemas-microsoft-com:office:office" xmlns:oel="http://schemas.microsoft.com/office/2019/extlst" xmlns:r="http://schemas.openxmlformats.org/officeDocument/2006/relationships" xmlns:m="http://schemas.openxmlformats.org/officeDocument/2006/math" xmlns:v="urn:schemas-microsoft-com:vml" xmlns:wp14="http://schemas.microsoft.com/office/word/2010/wordprocessingDrawing" xmlns:wp="http://schemas.openxmlformats.org/drawingml/2006/wordprocessingDrawing" xmlns:w10="urn:schemas-microsoft-com:office:word" xmlns:w="http://schemas.openxmlformats.org/wordprocessingml/2006/main" xmlns:w14="http://schemas.microsoft.com/office/word/2010/wordml" xmlns:w15="http://schemas.microsoft.com/office/word/2012/wordml" xmlns:w16cex="http://schemas.microsoft.com/office/word/2018/wordml/cex" xmlns:w16cid="http://schemas.microsoft.com/office/word/2016/wordml/cid" xmlns:w16="http://schemas.microsoft.com/office/word/2018/wordml" xmlns:w16du="http://schemas.microsoft.com/office/word/2023/wordml/word16du" xmlns:w16sdtdh="http://schemas.microsoft.com/office/word/2020/wordml/sdtdatahash" xmlns:w16sdtfl="http://schemas.microsoft.com/office/word/2024/wordml/sdtformatlock" xmlns:w16se="http://schemas.microsoft.com/office/word/2015/wordml/symex" xmlns:wpg="http://schemas.microsoft.com/office/word/2010/wordprocessingGroup" xmlns:wpi="http://schemas.microsoft.com/office/word/2010/wordprocessingInk" xmlns:wne="http://schemas.microsoft.com/office/word/2006/wordml" xmlns:wps="http://schemas.microsoft.com/office/word/2010/wordprocessingShape" mc:Ignorable="w14 w15 w16se w16cid w16 w16cex w16sdtdh w16sdtfl w16du wp14">
   <w:abstractNum w:abstractNumId="0" w15:restartNumberingAfterBreak="0">
     <w:nsid w:val="FFFFFF7C"/>
     <w:multiLevelType w:val="singleLevel"/>
@@ -467,7 +569,7 @@
 </file>
 
 <file path=word/styles.xml><?xml version="1.0" encoding="utf-8"?>
-<w:styles xmlns:mc="http://schemas.openxmlformats.org/markup-compatibility/2006" xmlns:r="http://schemas.openxmlformats.org/officeDocument/2006/relationships" xmlns:w="http://schemas.openxmlformats.org/wordprocessingml/2006/main" xmlns:w14="http://schemas.microsoft.com/office/word/2010/wordml" xmlns:w15="http://schemas.microsoft.com/office/word/2012/wordml" xmlns:w16cex="http://schemas.microsoft.com/office/word/2018/wordml/cex" xmlns:w16cid="http://schemas.microsoft.com/office/word/2016/wordml/cid" xmlns:w16="http://schemas.microsoft.com/office/word/2018/wordml" xmlns:w16sdtdh="http://schemas.microsoft.com/office/word/2020/wordml/sdtdatahash" xmlns:w16se="http://schemas.microsoft.com/office/word/2015/wordml/symex" mc:Ignorable="w14 w15 w16se w16cid w16 w16cex w16sdtdh">
+<w:styles xmlns:mc="http://schemas.openxmlformats.org/markup-compatibility/2006" xmlns:r="http://schemas.openxmlformats.org/officeDocument/2006/relationships" xmlns:w="http://schemas.openxmlformats.org/wordprocessingml/2006/main" xmlns:w14="http://schemas.microsoft.com/office/word/2010/wordml" xmlns:w15="http://schemas.microsoft.com/office/word/2012/wordml" xmlns:w16cex="http://schemas.microsoft.com/office/word/2018/wordml/cex" xmlns:w16cid="http://schemas.microsoft.com/office/word/2016/wordml/cid" xmlns:w16="http://schemas.microsoft.com/office/word/2018/wordml" xmlns:w16du="http://schemas.microsoft.com/office/word/2023/wordml/word16du" xmlns:w16sdtdh="http://schemas.microsoft.com/office/word/2020/wordml/sdtdatahash" xmlns:w16sdtfl="http://schemas.microsoft.com/office/word/2024/wordml/sdtformatlock" xmlns:w16se="http://schemas.microsoft.com/office/word/2015/wordml/symex" mc:Ignorable="w14 w15 w16se w16cid w16 w16cex w16sdtdh w16sdtfl w16du">
   <w:docDefaults>
     <w:rPrDefault>
       <w:rPr>
@@ -1225,7 +1327,7 @@
     <w:link w:val="TitleChar"/>
     <w:uiPriority w:val="10"/>
     <w:qFormat/>
-    <w:rsid w:val="007106C8"/>
+    <w:rsid w:val="00E854FA"/>
     <w:pPr>
       <w:spacing w:after="300" w:line="240" w:lineRule="auto"/>
       <w:contextualSpacing/>
@@ -1235,7 +1337,7 @@
       <w:rFonts w:eastAsiaTheme="majorEastAsia" w:cstheme="majorBidi"/>
       <w:spacing w:val="5"/>
       <w:kern w:val="28"/>
-      <w:sz w:val="52"/>
+      <w:sz w:val="40"/>
       <w:szCs w:val="52"/>
       <w:lang w:val="sv-SE" w:eastAsia="en-US" w:bidi="ar-SA"/>
     </w:rPr>
@@ -1245,12 +1347,12 @@
     <w:basedOn w:val="DefaultParagraphFont"/>
     <w:link w:val="Title"/>
     <w:uiPriority w:val="10"/>
-    <w:rsid w:val="007106C8"/>
+    <w:rsid w:val="00E854FA"/>
     <w:rPr>
       <w:rFonts w:ascii="Times New Roman" w:eastAsiaTheme="majorEastAsia" w:hAnsi="Times New Roman" w:cstheme="majorBidi"/>
       <w:spacing w:val="5"/>
       <w:kern w:val="28"/>
-      <w:sz w:val="52"/>
+      <w:sz w:val="40"/>
       <w:szCs w:val="52"/>
       <w:lang w:val="sv-SE" w:eastAsia="en-US" w:bidi="ar-SA"/>
     </w:rPr>

--- a/tillsyn/A 8376-2026 tillsynsbegäran.docx
+++ b/tillsyn/A 8376-2026 tillsynsbegäran.docx
@@ -353,7 +353,7 @@
     <w:r>
       <w:tab/>
       <w:tab/>
-      <w:t>2026-06-18</w:t>
+      <w:t>2026-06-19</w:t>
       <w:br/>
       <w:br/>
     </w:r>

--- a/tillsyn/A 8376-2026 tillsynsbegäran.docx
+++ b/tillsyn/A 8376-2026 tillsynsbegäran.docx
@@ -353,7 +353,7 @@
     <w:r>
       <w:tab/>
       <w:tab/>
-      <w:t>2026-06-19</w:t>
+      <w:t>2026-06-20</w:t>
       <w:br/>
       <w:br/>
     </w:r>

--- a/tillsyn/A 8376-2026 tillsynsbegäran.docx
+++ b/tillsyn/A 8376-2026 tillsynsbegäran.docx
@@ -12,10 +12,7 @@
     </w:p>
     <w:p>
       <w:r>
-        <w:t>Detta dokument behandlar höga naturvärden i avverkningsanmälan A 8376-2026 i Hudiksvalls kommun som inkom 2026-02-11 och omfattar 32,4 ha.</w:t>
-      </w:r>
-      <w:r>
-        <w:t xml:space="preserve"> I Figur 1 visas fyndplatser för naturvårdsarter i området, som finns registrerade på Artportalen.</w:t>
+        <w:t>Denna tillsynsbegäran behandlar höga naturvärden i avverkningsanmälan A 8376-2026 i Hudiksvalls kommun som inkom 2026-02-11 och omfattar 32,4 ha.</w:t>
       </w:r>
     </w:p>
     <w:p>
@@ -25,7 +22,7 @@
       <w:r>
         <w:drawing>
           <wp:inline xmlns:a="http://schemas.openxmlformats.org/drawingml/2006/main" xmlns:pic="http://schemas.openxmlformats.org/drawingml/2006/picture">
-            <wp:extent cx="5170021" cy="5688000"/>
+            <wp:extent cx="5202742" cy="5724000"/>
             <wp:docPr id="1" name="Picture 1"/>
             <wp:cNvGraphicFramePr>
               <a:graphicFrameLocks noChangeAspect="1"/>
@@ -46,7 +43,7 @@
                   <pic:spPr>
                     <a:xfrm>
                       <a:off x="0" y="0"/>
-                      <a:ext cx="5170021" cy="5688000"/>
+                      <a:ext cx="5202742" cy="5724000"/>
                     </a:xfrm>
                     <a:prstGeom prst="rect"/>
                   </pic:spPr>
@@ -63,7 +60,20 @@
         <w:spacing w:after="240"/>
       </w:pPr>
       <w:r>
-        <w:t>Figur 1. Fyndplatser för naturvårdsarter i och inom 16 meter från avverkningsanmälan (röd linje). Inom parentes anges rödlistekategorier, S för signalarter, Tför typiska arter och fridlysningsparagrafer i artskyddsförordningen.Markörer utan svart kant är placerade på fyndplatsen. Markörer med svart kant är placerade vid sidan av fyndplatsen och har ett svart streck som visar fyndplatsens exakta position. Kartans mittpunktskoordinat är N 6821661, E 601042 i SWEREF 99 TM.</w:t>
+        <w:t>Figur 1. Fyndplatser för naturvårdsarter i och inom 16 meter från avverkningsanmälan. Markörer utan svart kant är placerade på fyndplatsen. Markörer med svart kant är placerade vid sidan av fyndplatsen har ett svart streck som visar fyndplatsens exakta position. Kartans mittpunktskoordinat är N 6821661, E 601042 i SWEREF 99 TM.</w:t>
+      </w:r>
+    </w:p>
+    <w:p>
+      <w:r>
+        <w:t>I och inom 16 meter från avverkningsanmälan finns fynd av 4 naturvårdsarter, varav 1 är rödlistad, 2 är fridlysta, 3 är typiska (T) och 2 är signalarter (S): ullticka (NT, T), skogsknipprot (S, T, §8), stor aspticka (S, T) och fläcknycklar (§8). Se Figur 1.</w:t>
+      </w:r>
+    </w:p>
+    <w:p>
+      <w:pPr>
+        <w:pStyle w:val="Heading1"/>
+      </w:pPr>
+      <w:r>
+        <w:t>Tillsynsbegäran</w:t>
       </w:r>
     </w:p>
     <w:p>
@@ -77,96 +87,16 @@
       </w:r>
     </w:p>
     <w:p>
-      <w:r>
-        <w:t>Nedan beskrivs fynd av naturvårdsarter och fridlysta arter som gjorts i det avverkningsanmälda området.</w:t>
-      </w:r>
-    </w:p>
-    <w:p>
       <w:pPr>
         <w:pStyle w:val="Heading1"/>
       </w:pPr>
       <w:r>
-        <w:t>Naturvårdsarter</w:t>
+        <w:t>Naturvårdsarter och fridlysta arter</w:t>
       </w:r>
     </w:p>
     <w:p>
       <w:r>
-        <w:t>I och inom 16 meter från avverkningsanmälan har följande 4 naturvårdsarter hittats: ullticka (NT, T), skogsknipprot (S, T, §8), stor aspticka (S, T) och fläcknycklar (§8). Av dessa är 1 rödlistade. För rödlistade arter har rödlistekategorin angivits inom parentes. Arter som är signalarter enligt Skogsstyrelsen har markerats med (S). Typiska arter inom Natura 2000 som är kopplade till skogsekosystem har markerats med (T). För fridlysta arter anges även paragrafen i Artskyddsförordningen som arten är fridlyst enligt.</w:t>
-      </w:r>
-    </w:p>
-    <w:p>
-      <w:r>
-        <w:t>De påträffade naturvårdsarterna är ett tydligt kvitto på att det rör sig om en skog med höga naturvärden.</w:t>
-      </w:r>
-    </w:p>
-    <w:p>
-      <w:pPr>
-        <w:pStyle w:val="Heading2"/>
-      </w:pPr>
-      <w:r>
-        <w:t>Fridlysta arter</w:t>
-      </w:r>
-    </w:p>
-    <w:p>
-      <w:r>
-        <w:t>Följande fridlysta arter har sina livsmiljöer och växtplatser i den avverkningsanmälda skogen: skogsknipprot (S, T, §8) och fläcknycklar (§8).</w:t>
-      </w:r>
-    </w:p>
-    <w:p>
-      <w:r>
-        <w:rPr>
-          <w:b/>
-        </w:rPr>
-        <w:t>Skogsknipprot (§8)</w:t>
-      </w:r>
-      <w:r>
-        <w:t xml:space="preserve"> är fridlyst enligt 8§ artskyddsförordningen och typisk art för </w:t>
-      </w:r>
-      <w:r>
-        <w:rPr>
-          <w:i/>
-        </w:rPr>
-        <w:t>9050 Näringsrik granskog</w:t>
-      </w:r>
-      <w:r>
-        <w:t xml:space="preserve"> (SLU Artdatabanken, 2025).</w:t>
-      </w:r>
-    </w:p>
-    <w:p>
-      <w:pPr>
-        <w:pStyle w:val="Heading2"/>
-      </w:pPr>
-      <w:r>
-        <w:t>Övriga naturvårdsarter</w:t>
-      </w:r>
-    </w:p>
-    <w:p>
-      <w:r>
-        <w:rPr>
-          <w:b/>
-        </w:rPr>
-        <w:t>Stor aspticka</w:t>
-      </w:r>
-      <w:r>
-        <w:t xml:space="preserve"> är knuten till gamla levande aspar och orsakar karaktäristiska inbuktningar i stammen (så kallad nekroser). Slutavverknings- och gallringsåtgärder i löv- och blandskogsbestånd som innebär att tillgången på grov asp minskar är ett hot mot arten. Det är viktigt att äldre aspar och aspbestånd sparas och för att gynna arten på sikt bör aspinslagen i t.ex. bergbranter, raviner, skogsbryn och kring äldre odlingsmarker generellt sparas i större utsträckning än vad som görs idag. Stor aspticka är typisk art för </w:t>
-      </w:r>
-      <w:r>
-        <w:rPr>
-          <w:i/>
-        </w:rPr>
-        <w:t xml:space="preserve">9010 Taiga </w:t>
-      </w:r>
-      <w:r>
-        <w:t xml:space="preserve">och </w:t>
-      </w:r>
-      <w:r>
-        <w:rPr>
-          <w:i/>
-        </w:rPr>
-        <w:t>9030 Landhöjningsskog</w:t>
-      </w:r>
-      <w:r>
-        <w:t xml:space="preserve"> (SLU Artdatabanken, 2024; Nitare &amp; Skogsstyrelsen, 2019).</w:t>
+        <w:t>Nedan följer beskrivningar av de naturvårdsarter och fridlysta arter som har sina livsmiljöer och växtplatser i den avverkningsanmälda skogen. De påträffade naturvårdsarterna är ett tydligt kvitto på att det rör sig om en skog med höga naturvärden.</w:t>
       </w:r>
     </w:p>
     <w:p>
@@ -225,6 +155,55 @@
         <w:t xml:space="preserve"> (SLU Artdatabanken, 2026; Nitare &amp; Skogsstyrelsen, 2019; Miettinen &amp; Niemelä, 2018).</w:t>
       </w:r>
     </w:p>
+    <w:p>
+      <w:r>
+        <w:rPr>
+          <w:b/>
+        </w:rPr>
+        <w:t>Skogsknipprot (§8)</w:t>
+      </w:r>
+      <w:r>
+        <w:t xml:space="preserve"> är fridlyst enligt 8§ artskyddsförordningen och typisk art för </w:t>
+      </w:r>
+      <w:r>
+        <w:rPr>
+          <w:i/>
+        </w:rPr>
+        <w:t>9050 Näringsrik granskog</w:t>
+      </w:r>
+      <w:r>
+        <w:t xml:space="preserve"> (SLU Artdatabanken, 2025).</w:t>
+      </w:r>
+    </w:p>
+    <w:p>
+      <w:r>
+        <w:rPr>
+          <w:b/>
+        </w:rPr>
+        <w:t>Stor aspticka</w:t>
+      </w:r>
+      <w:r>
+        <w:t xml:space="preserve"> är knuten till gamla levande aspar och orsakar karaktäristiska inbuktningar i stammen (så kallad nekroser). Slutavverknings- och gallringsåtgärder i löv- och blandskogsbestånd som innebär att tillgången på grov asp minskar är ett hot mot arten. Det är viktigt att äldre aspar och aspbestånd sparas och för att gynna arten på sikt bör aspinslagen i t.ex. bergbranter, raviner, skogsbryn och kring äldre odlingsmarker generellt sparas i större utsträckning än vad som görs idag. Stor aspticka är typisk art för </w:t>
+      </w:r>
+      <w:r>
+        <w:rPr>
+          <w:i/>
+        </w:rPr>
+        <w:t xml:space="preserve">9010 Taiga </w:t>
+      </w:r>
+      <w:r>
+        <w:t xml:space="preserve">och </w:t>
+      </w:r>
+      <w:r>
+        <w:rPr>
+          <w:i/>
+        </w:rPr>
+        <w:t>9030 Landhöjningsskog</w:t>
+      </w:r>
+      <w:r>
+        <w:t xml:space="preserve"> (SLU Artdatabanken, 2024; Nitare &amp; Skogsstyrelsen, 2019).</w:t>
+      </w:r>
+    </w:p>
     <w:sectPr>
       <w:headerReference w:type="even" r:id="rId8"/>
       <w:headerReference w:type="default" r:id="rId9"/>
@@ -353,7 +332,7 @@
     <w:r>
       <w:tab/>
       <w:tab/>
-      <w:t>2026-06-20</w:t>
+      <w:t>2026-06-21</w:t>
       <w:br/>
       <w:br/>
     </w:r>

--- a/tillsyn/A 8376-2026 tillsynsbegäran.docx
+++ b/tillsyn/A 8376-2026 tillsynsbegäran.docx
@@ -332,7 +332,7 @@
     <w:r>
       <w:tab/>
       <w:tab/>
-      <w:t>2026-06-21</w:t>
+      <w:t>2026-06-22</w:t>
       <w:br/>
       <w:br/>
     </w:r>

--- a/tillsyn/A 8376-2026 tillsynsbegäran.docx
+++ b/tillsyn/A 8376-2026 tillsynsbegäran.docx
@@ -332,7 +332,7 @@
     <w:r>
       <w:tab/>
       <w:tab/>
-      <w:t>2026-06-22</w:t>
+      <w:t>2026-06-23</w:t>
       <w:br/>
       <w:br/>
     </w:r>

--- a/tillsyn/A 8376-2026 tillsynsbegäran.docx
+++ b/tillsyn/A 8376-2026 tillsynsbegäran.docx
@@ -332,7 +332,7 @@
     <w:r>
       <w:tab/>
       <w:tab/>
-      <w:t>2026-06-23</w:t>
+      <w:t>2026-06-24</w:t>
       <w:br/>
       <w:br/>
     </w:r>

--- a/tillsyn/A 8376-2026 tillsynsbegäran.docx
+++ b/tillsyn/A 8376-2026 tillsynsbegäran.docx
@@ -332,7 +332,7 @@
     <w:r>
       <w:tab/>
       <w:tab/>
-      <w:t>2026-06-24</w:t>
+      <w:t>2026-06-25</w:t>
       <w:br/>
       <w:br/>
     </w:r>

--- a/tillsyn/A 8376-2026 tillsynsbegäran.docx
+++ b/tillsyn/A 8376-2026 tillsynsbegäran.docx
@@ -332,7 +332,7 @@
     <w:r>
       <w:tab/>
       <w:tab/>
-      <w:t>2026-06-25</w:t>
+      <w:t>2026-06-26</w:t>
       <w:br/>
       <w:br/>
     </w:r>

--- a/tillsyn/A 8376-2026 tillsynsbegäran.docx
+++ b/tillsyn/A 8376-2026 tillsynsbegäran.docx
@@ -332,7 +332,7 @@
     <w:r>
       <w:tab/>
       <w:tab/>
-      <w:t>2026-06-26</w:t>
+      <w:t>2026-06-27</w:t>
       <w:br/>
       <w:br/>
     </w:r>

--- a/tillsyn/A 8376-2026 tillsynsbegäran.docx
+++ b/tillsyn/A 8376-2026 tillsynsbegäran.docx
@@ -332,7 +332,7 @@
     <w:r>
       <w:tab/>
       <w:tab/>
-      <w:t>2026-06-27</w:t>
+      <w:t>2026-06-28</w:t>
       <w:br/>
       <w:br/>
     </w:r>

--- a/tillsyn/A 8376-2026 tillsynsbegäran.docx
+++ b/tillsyn/A 8376-2026 tillsynsbegäran.docx
@@ -332,7 +332,7 @@
     <w:r>
       <w:tab/>
       <w:tab/>
-      <w:t>2026-06-28</w:t>
+      <w:t>2026-06-29</w:t>
       <w:br/>
       <w:br/>
     </w:r>

--- a/tillsyn/A 8376-2026 tillsynsbegäran.docx
+++ b/tillsyn/A 8376-2026 tillsynsbegäran.docx
@@ -332,7 +332,7 @@
     <w:r>
       <w:tab/>
       <w:tab/>
-      <w:t>2026-06-29</w:t>
+      <w:t>2026-06-30</w:t>
       <w:br/>
       <w:br/>
     </w:r>

--- a/tillsyn/A 8376-2026 tillsynsbegäran.docx
+++ b/tillsyn/A 8376-2026 tillsynsbegäran.docx
@@ -332,7 +332,7 @@
     <w:r>
       <w:tab/>
       <w:tab/>
-      <w:t>2026-06-30</w:t>
+      <w:t>2026-07-01</w:t>
       <w:br/>
       <w:br/>
     </w:r>

--- a/tillsyn/A 8376-2026 tillsynsbegäran.docx
+++ b/tillsyn/A 8376-2026 tillsynsbegäran.docx
@@ -332,7 +332,7 @@
     <w:r>
       <w:tab/>
       <w:tab/>
-      <w:t>2026-07-01</w:t>
+      <w:t>2026-07-02</w:t>
       <w:br/>
       <w:br/>
     </w:r>

--- a/tillsyn/A 8376-2026 tillsynsbegäran.docx
+++ b/tillsyn/A 8376-2026 tillsynsbegäran.docx
@@ -332,7 +332,7 @@
     <w:r>
       <w:tab/>
       <w:tab/>
-      <w:t>2026-07-02</w:t>
+      <w:t>2026-07-03</w:t>
       <w:br/>
       <w:br/>
     </w:r>

--- a/tillsyn/A 8376-2026 tillsynsbegäran.docx
+++ b/tillsyn/A 8376-2026 tillsynsbegäran.docx
@@ -332,7 +332,7 @@
     <w:r>
       <w:tab/>
       <w:tab/>
-      <w:t>2026-07-13</w:t>
+      <w:t>2026-07-14</w:t>
       <w:br/>
       <w:br/>
     </w:r>

--- a/tillsyn/A 8376-2026 tillsynsbegäran.docx
+++ b/tillsyn/A 8376-2026 tillsynsbegäran.docx
@@ -332,7 +332,7 @@
     <w:r>
       <w:tab/>
       <w:tab/>
-      <w:t>2026-07-14</w:t>
+      <w:t>2026-07-15</w:t>
       <w:br/>
       <w:br/>
     </w:r>

--- a/tillsyn/A 8376-2026 tillsynsbegäran.docx
+++ b/tillsyn/A 8376-2026 tillsynsbegäran.docx
@@ -332,7 +332,7 @@
     <w:r>
       <w:tab/>
       <w:tab/>
-      <w:t>2026-07-15</w:t>
+      <w:t>2026-07-16</w:t>
       <w:br/>
       <w:br/>
     </w:r>

--- a/tillsyn/A 8376-2026 tillsynsbegäran.docx
+++ b/tillsyn/A 8376-2026 tillsynsbegäran.docx
@@ -332,7 +332,7 @@
     <w:r>
       <w:tab/>
       <w:tab/>
-      <w:t>2026-07-16</w:t>
+      <w:t>2026-07-17</w:t>
       <w:br/>
       <w:br/>
     </w:r>

--- a/tillsyn/A 8376-2026 tillsynsbegäran.docx
+++ b/tillsyn/A 8376-2026 tillsynsbegäran.docx
@@ -332,7 +332,7 @@
     <w:r>
       <w:tab/>
       <w:tab/>
-      <w:t>2026-07-17</w:t>
+      <w:t>2026-07-18</w:t>
       <w:br/>
       <w:br/>
     </w:r>

--- a/tillsyn/A 8376-2026 tillsynsbegäran.docx
+++ b/tillsyn/A 8376-2026 tillsynsbegäran.docx
@@ -332,7 +332,7 @@
     <w:r>
       <w:tab/>
       <w:tab/>
-      <w:t>2026-07-18</w:t>
+      <w:t>2026-07-19</w:t>
       <w:br/>
       <w:br/>
     </w:r>

--- a/tillsyn/A 8376-2026 tillsynsbegäran.docx
+++ b/tillsyn/A 8376-2026 tillsynsbegäran.docx
@@ -332,7 +332,7 @@
     <w:r>
       <w:tab/>
       <w:tab/>
-      <w:t>2026-07-19</w:t>
+      <w:t>2026-07-20</w:t>
       <w:br/>
       <w:br/>
     </w:r>

--- a/tillsyn/A 8376-2026 tillsynsbegäran.docx
+++ b/tillsyn/A 8376-2026 tillsynsbegäran.docx
@@ -332,7 +332,7 @@
     <w:r>
       <w:tab/>
       <w:tab/>
-      <w:t>2026-07-20</w:t>
+      <w:t>2026-07-21</w:t>
       <w:br/>
       <w:br/>
     </w:r>

--- a/tillsyn/A 8376-2026 tillsynsbegäran.docx
+++ b/tillsyn/A 8376-2026 tillsynsbegäran.docx
@@ -332,7 +332,7 @@
     <w:r>
       <w:tab/>
       <w:tab/>
-      <w:t>2026-07-21</w:t>
+      <w:t>2026-07-22</w:t>
       <w:br/>
       <w:br/>
     </w:r>

--- a/tillsyn/A 8376-2026 tillsynsbegäran.docx
+++ b/tillsyn/A 8376-2026 tillsynsbegäran.docx
@@ -332,7 +332,7 @@
     <w:r>
       <w:tab/>
       <w:tab/>
-      <w:t>2026-07-22</w:t>
+      <w:t>2026-07-23</w:t>
       <w:br/>
       <w:br/>
     </w:r>

--- a/tillsyn/A 8376-2026 tillsynsbegäran.docx
+++ b/tillsyn/A 8376-2026 tillsynsbegäran.docx
@@ -332,7 +332,7 @@
     <w:r>
       <w:tab/>
       <w:tab/>
-      <w:t>2026-07-23</w:t>
+      <w:t>2026-07-24</w:t>
       <w:br/>
       <w:br/>
     </w:r>

--- a/tillsyn/A 8376-2026 tillsynsbegäran.docx
+++ b/tillsyn/A 8376-2026 tillsynsbegäran.docx
@@ -60,7 +60,7 @@
         <w:spacing w:after="240"/>
       </w:pPr>
       <w:r>
-        <w:t>Figur 1. Fyndplatser för naturvårdsarter i och inom 16 meter från avverkningsanmälan. Markörer utan svart kant är placerade på fyndplatsen. Markörer med svart kant är placerade vid sidan av fyndplatsen har ett svart streck som visar fyndplatsens exakta position. Kartans mittpunktskoordinat är N 6821661, E 601042 i SWEREF 99 TM.</w:t>
+        <w:t>Figur 1. Fyndplatser för naturvårdsarter i och inom 16 meter från avverkningsanmälan. Markörer utan svart kant är placerade på fyndplatsen. Markörer med svart kant är placerade vid sidan av fyndplatsen och har ett svart streck som visar fyndplatsens exakta position. Kartans mittpunktskoordinat är N 6821661, E 601042 i SWEREF 99 TM.</w:t>
       </w:r>
     </w:p>
     <w:p>
@@ -332,7 +332,7 @@
     <w:r>
       <w:tab/>
       <w:tab/>
-      <w:t>2026-08-14</w:t>
+      <w:t>2026-08-15</w:t>
       <w:br/>
       <w:br/>
     </w:r>

--- a/tillsyn/A 8376-2026 tillsynsbegäran.docx
+++ b/tillsyn/A 8376-2026 tillsynsbegäran.docx
@@ -332,7 +332,7 @@
     <w:r>
       <w:tab/>
       <w:tab/>
-      <w:t>2026-08-15</w:t>
+      <w:t>2026-08-16</w:t>
       <w:br/>
       <w:br/>
     </w:r>

--- a/tillsyn/A 8376-2026 tillsynsbegäran.docx
+++ b/tillsyn/A 8376-2026 tillsynsbegäran.docx
@@ -332,7 +332,7 @@
     <w:r>
       <w:tab/>
       <w:tab/>
-      <w:t>2026-08-16</w:t>
+      <w:t>2026-08-17</w:t>
       <w:br/>
       <w:br/>
     </w:r>

--- a/tillsyn/A 8376-2026 tillsynsbegäran.docx
+++ b/tillsyn/A 8376-2026 tillsynsbegäran.docx
@@ -332,7 +332,7 @@
     <w:r>
       <w:tab/>
       <w:tab/>
-      <w:t>2026-08-17</w:t>
+      <w:t>2026-08-18</w:t>
       <w:br/>
       <w:br/>
     </w:r>

--- a/tillsyn/A 8376-2026 tillsynsbegäran.docx
+++ b/tillsyn/A 8376-2026 tillsynsbegäran.docx
@@ -332,7 +332,7 @@
     <w:r>
       <w:tab/>
       <w:tab/>
-      <w:t>2026-08-18</w:t>
+      <w:t>2026-08-19</w:t>
       <w:br/>
       <w:br/>
     </w:r>

--- a/tillsyn/A 8376-2026 tillsynsbegäran.docx
+++ b/tillsyn/A 8376-2026 tillsynsbegäran.docx
@@ -332,7 +332,7 @@
     <w:r>
       <w:tab/>
       <w:tab/>
-      <w:t>2026-08-19</w:t>
+      <w:t>2026-08-20</w:t>
       <w:br/>
       <w:br/>
     </w:r>

--- a/tillsyn/A 8376-2026 tillsynsbegäran.docx
+++ b/tillsyn/A 8376-2026 tillsynsbegäran.docx
@@ -332,7 +332,7 @@
     <w:r>
       <w:tab/>
       <w:tab/>
-      <w:t>2026-08-20</w:t>
+      <w:t>2026-08-21</w:t>
       <w:br/>
       <w:br/>
     </w:r>

--- a/tillsyn/A 8376-2026 tillsynsbegäran.docx
+++ b/tillsyn/A 8376-2026 tillsynsbegäran.docx
@@ -332,7 +332,7 @@
     <w:r>
       <w:tab/>
       <w:tab/>
-      <w:t>2026-08-21</w:t>
+      <w:t>2026-08-22</w:t>
       <w:br/>
       <w:br/>
     </w:r>

--- a/tillsyn/A 8376-2026 tillsynsbegäran.docx
+++ b/tillsyn/A 8376-2026 tillsynsbegäran.docx
@@ -332,7 +332,7 @@
     <w:r>
       <w:tab/>
       <w:tab/>
-      <w:t>2026-08-22</w:t>
+      <w:t>2026-08-23</w:t>
       <w:br/>
       <w:br/>
     </w:r>

--- a/tillsyn/A 8376-2026 tillsynsbegäran.docx
+++ b/tillsyn/A 8376-2026 tillsynsbegäran.docx
@@ -332,7 +332,7 @@
     <w:r>
       <w:tab/>
       <w:tab/>
-      <w:t>2026-08-23</w:t>
+      <w:t>2026-08-24</w:t>
       <w:br/>
       <w:br/>
     </w:r>

--- a/tillsyn/A 8376-2026 tillsynsbegäran.docx
+++ b/tillsyn/A 8376-2026 tillsynsbegäran.docx
@@ -332,7 +332,7 @@
     <w:r>
       <w:tab/>
       <w:tab/>
-      <w:t>2026-08-24</w:t>
+      <w:t>2026-08-25</w:t>
       <w:br/>
       <w:br/>
     </w:r>

--- a/tillsyn/A 8376-2026 tillsynsbegäran.docx
+++ b/tillsyn/A 8376-2026 tillsynsbegäran.docx
@@ -332,7 +332,7 @@
     <w:r>
       <w:tab/>
       <w:tab/>
-      <w:t>2026-08-25</w:t>
+      <w:t>2026-08-26</w:t>
       <w:br/>
       <w:br/>
     </w:r>

--- a/tillsyn/A 8376-2026 tillsynsbegäran.docx
+++ b/tillsyn/A 8376-2026 tillsynsbegäran.docx
@@ -332,7 +332,7 @@
     <w:r>
       <w:tab/>
       <w:tab/>
-      <w:t>2026-08-26</w:t>
+      <w:t>2026-08-27</w:t>
       <w:br/>
       <w:br/>
     </w:r>

--- a/tillsyn/A 8376-2026 tillsynsbegäran.docx
+++ b/tillsyn/A 8376-2026 tillsynsbegäran.docx
@@ -332,7 +332,7 @@
     <w:r>
       <w:tab/>
       <w:tab/>
-      <w:t>2026-08-27</w:t>
+      <w:t>2026-08-28</w:t>
       <w:br/>
       <w:br/>
     </w:r>

--- a/tillsyn/A 8376-2026 tillsynsbegäran.docx
+++ b/tillsyn/A 8376-2026 tillsynsbegäran.docx
@@ -332,7 +332,7 @@
     <w:r>
       <w:tab/>
       <w:tab/>
-      <w:t>2026-08-28</w:t>
+      <w:t>2026-08-29</w:t>
       <w:br/>
       <w:br/>
     </w:r>

--- a/tillsyn/A 8376-2026 tillsynsbegäran.docx
+++ b/tillsyn/A 8376-2026 tillsynsbegäran.docx
@@ -332,7 +332,7 @@
     <w:r>
       <w:tab/>
       <w:tab/>
-      <w:t>2026-08-29</w:t>
+      <w:t>2026-08-31</w:t>
       <w:br/>
       <w:br/>
     </w:r>

--- a/tillsyn/A 8376-2026 tillsynsbegäran.docx
+++ b/tillsyn/A 8376-2026 tillsynsbegäran.docx
@@ -332,7 +332,7 @@
     <w:r>
       <w:tab/>
       <w:tab/>
-      <w:t>2026-08-31</w:t>
+      <w:t>2026-09-01</w:t>
       <w:br/>
       <w:br/>
     </w:r>

--- a/tillsyn/A 8376-2026 tillsynsbegäran.docx
+++ b/tillsyn/A 8376-2026 tillsynsbegäran.docx
@@ -332,7 +332,7 @@
     <w:r>
       <w:tab/>
       <w:tab/>
-      <w:t>2026-09-01</w:t>
+      <w:t>2026-09-02</w:t>
       <w:br/>
       <w:br/>
     </w:r>

--- a/tillsyn/A 8376-2026 tillsynsbegäran.docx
+++ b/tillsyn/A 8376-2026 tillsynsbegäran.docx
@@ -332,7 +332,7 @@
     <w:r>
       <w:tab/>
       <w:tab/>
-      <w:t>2026-09-02</w:t>
+      <w:t>2026-09-03</w:t>
       <w:br/>
       <w:br/>
     </w:r>

--- a/tillsyn/A 8376-2026 tillsynsbegäran.docx
+++ b/tillsyn/A 8376-2026 tillsynsbegäran.docx
@@ -332,7 +332,7 @@
     <w:r>
       <w:tab/>
       <w:tab/>
-      <w:t>2026-09-03</w:t>
+      <w:t>2026-09-04</w:t>
       <w:br/>
       <w:br/>
     </w:r>

--- a/tillsyn/A 8376-2026 tillsynsbegäran.docx
+++ b/tillsyn/A 8376-2026 tillsynsbegäran.docx
@@ -332,7 +332,7 @@
     <w:r>
       <w:tab/>
       <w:tab/>
-      <w:t>2026-09-04</w:t>
+      <w:t>2026-09-05</w:t>
       <w:br/>
       <w:br/>
     </w:r>

--- a/tillsyn/A 8376-2026 tillsynsbegäran.docx
+++ b/tillsyn/A 8376-2026 tillsynsbegäran.docx
@@ -332,7 +332,7 @@
     <w:r>
       <w:tab/>
       <w:tab/>
-      <w:t>2026-09-05</w:t>
+      <w:t>2026-09-06</w:t>
       <w:br/>
       <w:br/>
     </w:r>

--- a/tillsyn/A 8376-2026 tillsynsbegäran.docx
+++ b/tillsyn/A 8376-2026 tillsynsbegäran.docx
@@ -332,7 +332,7 @@
     <w:r>
       <w:tab/>
       <w:tab/>
-      <w:t>2026-09-06</w:t>
+      <w:t>2026-09-07</w:t>
       <w:br/>
       <w:br/>
     </w:r>

--- a/tillsyn/A 8376-2026 tillsynsbegäran.docx
+++ b/tillsyn/A 8376-2026 tillsynsbegäran.docx
@@ -332,7 +332,7 @@
     <w:r>
       <w:tab/>
       <w:tab/>
-      <w:t>2026-09-07</w:t>
+      <w:t>2026-09-08</w:t>
       <w:br/>
       <w:br/>
     </w:r>

--- a/tillsyn/A 8376-2026 tillsynsbegäran.docx
+++ b/tillsyn/A 8376-2026 tillsynsbegäran.docx
@@ -332,7 +332,7 @@
     <w:r>
       <w:tab/>
       <w:tab/>
-      <w:t>2026-09-08</w:t>
+      <w:t>2026-09-09</w:t>
       <w:br/>
       <w:br/>
     </w:r>

--- a/tillsyn/A 8376-2026 tillsynsbegäran.docx
+++ b/tillsyn/A 8376-2026 tillsynsbegäran.docx
@@ -332,7 +332,7 @@
     <w:r>
       <w:tab/>
       <w:tab/>
-      <w:t>2026-09-09</w:t>
+      <w:t>2026-09-10</w:t>
       <w:br/>
       <w:br/>
     </w:r>

--- a/tillsyn/A 8376-2026 tillsynsbegäran.docx
+++ b/tillsyn/A 8376-2026 tillsynsbegäran.docx
@@ -332,7 +332,7 @@
     <w:r>
       <w:tab/>
       <w:tab/>
-      <w:t>2026-09-10</w:t>
+      <w:t>2026-09-11</w:t>
       <w:br/>
       <w:br/>
     </w:r>

--- a/tillsyn/A 8376-2026 tillsynsbegäran.docx
+++ b/tillsyn/A 8376-2026 tillsynsbegäran.docx
@@ -332,7 +332,7 @@
     <w:r>
       <w:tab/>
       <w:tab/>
-      <w:t>2026-09-11</w:t>
+      <w:t>2026-09-12</w:t>
       <w:br/>
       <w:br/>
     </w:r>
